--- a/rus/docx/013.content.docx
+++ b/rus/docx/013.content.docx
@@ -150,26 +150,6 @@
           <w:lang w:val="ru_RU" w:bidi="ru_RU"/>
         </w:rPr>
         <w:t>О</w:t>
-      </w:r>
-      <w:r>
-        <w:rPr>
-          <w:lang w:val="ru_RU" w:bidi="ru_RU"/>
-        </w:rPr>
-      </w:r>
-    </w:p>
-    <w:p>
-      <w:pPr/>
-      <w:r>
-        <w:rPr>
-          <w:lang w:val="ru_RU" w:bidi="ru_RU"/>
-        </w:rPr>
-      </w:r>
-      <w:r>
-        <w:rPr>
-          <w:i/>
-          <w:lang w:val="ru_RU" w:bidi="ru_RU"/>
-        </w:rPr>
-        <w:t>Образ, Обрезание</w:t>
       </w:r>
       <w:r>
         <w:rPr>

--- a/rus/docx/013.content.docx
+++ b/rus/docx/013.content.docx
@@ -19,7 +19,7 @@
         <w:rPr>
           <w:lang w:val="ru_RU" w:bidi="ru_RU"/>
         </w:rPr>
-        <w:t>Resource: Библейский словарь (Тиндейл)</w:t>
+        <w:t>Resource: Tyndale Open Bible Dictionary</w:t>
       </w:r>
       <w:r>
         <w:rPr>
@@ -112,7 +112,7 @@
         <w:rPr>
           <w:lang w:val="ru_RU" w:bidi="ru_RU"/>
         </w:rPr>
-        <w:t>Библейский словарь (Тиндейл)</w:t>
+        <w:t>Tyndale Open Bible Dictionary</w:t>
       </w:r>
     </w:p>
     <w:p>

--- a/rus/docx/013.content.docx
+++ b/rus/docx/013.content.docx
@@ -19,7 +19,7 @@
         <w:rPr>
           <w:lang w:val="ru_RU" w:bidi="ru_RU"/>
         </w:rPr>
-        <w:t>Resource: Tyndale Open Bible Dictionary</w:t>
+        <w:t>Resource: Aquifer Open Bible Dictionary</w:t>
       </w:r>
       <w:r>
         <w:rPr>
@@ -112,7 +112,7 @@
         <w:rPr>
           <w:lang w:val="ru_RU" w:bidi="ru_RU"/>
         </w:rPr>
-        <w:t>Tyndale Open Bible Dictionary</w:t>
+        <w:t>Aquifer Open Bible Dictionary</w:t>
       </w:r>
     </w:p>
     <w:p>

--- a/rus/docx/013.content.docx
+++ b/rus/docx/013.content.docx
@@ -246,162 +246,108 @@
         </w:rPr>
         <w:t xml:space="preserve"> форма, прообраз. В греческом новозаветном тексте оно встречается 16 раз в различных значениях. В буквальном смысле образ – это копия, изготовленная с помощью печати или литья. В </w:t>
       </w:r>
-      <w:hyperlink r:id="rId13">
-        <w:r>
-          <w:rPr>
-            <w:lang w:val="ru_RU" w:bidi="ru_RU"/>
-          </w:rPr>
-          <w:rPr>
-            <w:color w:val="0000EE"/>
-            <w:u w:val="single"/>
-          </w:rPr>
-          <w:t>Деяниях 7:43</w:t>
-        </w:r>
-      </w:hyperlink>
+      <w:r>
+        <w:rPr>
+          <w:lang w:val="ru_RU" w:bidi="ru_RU"/>
+        </w:rPr>
+        <w:t>Деяниях 7:43</w:t>
+      </w:r>
       <w:r>
         <w:rPr>
           <w:lang w:val="ru_RU" w:bidi="ru_RU"/>
         </w:rPr>
         <w:t xml:space="preserve"> слово «образ» употребляется в значении «истукан» или «идол». Данное слово могло также использоваться в значении «образец» (модель на основе которой было создано что-либо, например, скиния </w:t>
       </w:r>
-      <w:hyperlink r:id="rId14">
-        <w:r>
-          <w:rPr>
-            <w:lang w:val="ru_RU" w:bidi="ru_RU"/>
-          </w:rPr>
-          <w:rPr>
-            <w:color w:val="0000EE"/>
-            <w:u w:val="single"/>
-          </w:rPr>
-          <w:t>Деян.7:44</w:t>
-        </w:r>
-      </w:hyperlink>
+      <w:r>
+        <w:rPr>
+          <w:lang w:val="ru_RU" w:bidi="ru_RU"/>
+        </w:rPr>
+        <w:t>Деян.7:44</w:t>
+      </w:r>
       <w:r>
         <w:rPr>
           <w:lang w:val="ru_RU" w:bidi="ru_RU"/>
         </w:rPr>
         <w:t xml:space="preserve">; </w:t>
       </w:r>
-      <w:hyperlink r:id="rId15">
-        <w:r>
-          <w:rPr>
-            <w:lang w:val="ru_RU" w:bidi="ru_RU"/>
-          </w:rPr>
-          <w:rPr>
-            <w:color w:val="0000EE"/>
-            <w:u w:val="single"/>
-          </w:rPr>
-          <w:t>Евр.8:5</w:t>
-        </w:r>
-      </w:hyperlink>
+      <w:r>
+        <w:rPr>
+          <w:lang w:val="ru_RU" w:bidi="ru_RU"/>
+        </w:rPr>
+        <w:t>Евр.8:5</w:t>
+      </w:r>
       <w:r>
         <w:rPr>
           <w:lang w:val="ru_RU" w:bidi="ru_RU"/>
         </w:rPr>
         <w:t xml:space="preserve">), или </w:t>
       </w:r>
-      <w:hyperlink r:id="rId16">
-        <w:r>
-          <w:rPr>
-            <w:lang w:val="ru_RU" w:bidi="ru_RU"/>
-          </w:rPr>
-          <w:rPr>
-            <w:color w:val="0000EE"/>
-            <w:u w:val="single"/>
-          </w:rPr>
-          <w:t>«пример»</w:t>
-        </w:r>
-      </w:hyperlink>
+      <w:r>
+        <w:rPr>
+          <w:lang w:val="ru_RU" w:bidi="ru_RU"/>
+        </w:rPr>
+        <w:t>«пример»</w:t>
+      </w:r>
       <w:r>
         <w:rPr>
           <w:lang w:val="ru_RU" w:bidi="ru_RU"/>
         </w:rPr>
         <w:t xml:space="preserve"> (пример зла, которого нам следует избегать (1Кор.10:6–11) или пример добра, которому нам нужно подражать (</w:t>
       </w:r>
-      <w:hyperlink r:id="rId17">
-        <w:r>
-          <w:rPr>
-            <w:lang w:val="ru_RU" w:bidi="ru_RU"/>
-          </w:rPr>
-          <w:rPr>
-            <w:color w:val="0000EE"/>
-            <w:u w:val="single"/>
-          </w:rPr>
-          <w:t>Фил.3:17</w:t>
-        </w:r>
-      </w:hyperlink>
+      <w:r>
+        <w:rPr>
+          <w:lang w:val="ru_RU" w:bidi="ru_RU"/>
+        </w:rPr>
+        <w:t>Фил.3:17</w:t>
+      </w:r>
       <w:r>
         <w:rPr>
           <w:lang w:val="ru_RU" w:bidi="ru_RU"/>
         </w:rPr>
         <w:t xml:space="preserve">; </w:t>
       </w:r>
-      <w:hyperlink r:id="rId18">
-        <w:r>
-          <w:rPr>
-            <w:lang w:val="ru_RU" w:bidi="ru_RU"/>
-          </w:rPr>
-          <w:rPr>
-            <w:color w:val="0000EE"/>
-            <w:u w:val="single"/>
-          </w:rPr>
-          <w:t>2Фес.3:9</w:t>
-        </w:r>
-      </w:hyperlink>
+      <w:r>
+        <w:rPr>
+          <w:lang w:val="ru_RU" w:bidi="ru_RU"/>
+        </w:rPr>
+        <w:t>2Фес.3:9</w:t>
+      </w:r>
       <w:r>
         <w:rPr>
           <w:lang w:val="ru_RU" w:bidi="ru_RU"/>
         </w:rPr>
         <w:t xml:space="preserve">; </w:t>
       </w:r>
-      <w:hyperlink r:id="rId19">
-        <w:r>
-          <w:rPr>
-            <w:lang w:val="ru_RU" w:bidi="ru_RU"/>
-          </w:rPr>
-          <w:rPr>
-            <w:color w:val="0000EE"/>
-            <w:u w:val="single"/>
-          </w:rPr>
-          <w:t>1Тим.4:12</w:t>
-        </w:r>
-      </w:hyperlink>
+      <w:r>
+        <w:rPr>
+          <w:lang w:val="ru_RU" w:bidi="ru_RU"/>
+        </w:rPr>
+        <w:t>1Тим.4:12</w:t>
+      </w:r>
       <w:r>
         <w:rPr>
           <w:lang w:val="ru_RU" w:bidi="ru_RU"/>
         </w:rPr>
         <w:t xml:space="preserve">; </w:t>
       </w:r>
-      <w:hyperlink r:id="rId20">
-        <w:r>
-          <w:rPr>
-            <w:lang w:val="ru_RU" w:bidi="ru_RU"/>
-          </w:rPr>
-          <w:rPr>
-            <w:color w:val="0000EE"/>
-            <w:u w:val="single"/>
-          </w:rPr>
-          <w:t>Тит.2:7</w:t>
-        </w:r>
-      </w:hyperlink>
+      <w:r>
+        <w:rPr>
+          <w:lang w:val="ru_RU" w:bidi="ru_RU"/>
+        </w:rPr>
+        <w:t>Тит.2:7</w:t>
+      </w:r>
       <w:r>
         <w:rPr>
           <w:lang w:val="ru_RU" w:bidi="ru_RU"/>
         </w:rPr>
         <w:t xml:space="preserve">; </w:t>
       </w:r>
-      <w:hyperlink r:id="rId21">
-        <w:r>
-          <w:rPr>
-            <w:lang w:val="ru_RU" w:bidi="ru_RU"/>
-          </w:rPr>
-          <w:rPr>
-            <w:color w:val="0000EE"/>
-            <w:u w:val="single"/>
-          </w:rPr>
-          <w:t>1Пет.5:3</w:t>
-        </w:r>
-      </w:hyperlink>
+      <w:r>
+        <w:rPr>
+          <w:lang w:val="ru_RU" w:bidi="ru_RU"/>
+        </w:rPr>
+        <w:t>1Пет.5:3</w:t>
+      </w:r>
       <w:r>
         <w:rPr>
           <w:lang w:val="ru_RU" w:bidi="ru_RU"/>
@@ -450,126 +396,84 @@
         </w:rPr>
         <w:t>Вот несколько примеров употребления слова «образ» в Библии. Змей, поднятый на шест в пустыне для исцеления израильтян является прообразом Иисуса, поднятого на крест для спасения мира (</w:t>
       </w:r>
-      <w:hyperlink r:id="rId22">
-        <w:r>
-          <w:rPr>
-            <w:lang w:val="ru_RU" w:bidi="ru_RU"/>
-          </w:rPr>
-          <w:rPr>
-            <w:color w:val="0000EE"/>
-            <w:u w:val="single"/>
-          </w:rPr>
-          <w:t>Ин.3:14</w:t>
-        </w:r>
-      </w:hyperlink>
+      <w:r>
+        <w:rPr>
+          <w:lang w:val="ru_RU" w:bidi="ru_RU"/>
+        </w:rPr>
+        <w:t>Ин.3:14</w:t>
+      </w:r>
       <w:r>
         <w:rPr>
           <w:lang w:val="ru_RU" w:bidi="ru_RU"/>
         </w:rPr>
         <w:t xml:space="preserve">; ср. </w:t>
       </w:r>
-      <w:hyperlink r:id="rId23">
-        <w:r>
-          <w:rPr>
-            <w:lang w:val="ru_RU" w:bidi="ru_RU"/>
-          </w:rPr>
-          <w:rPr>
-            <w:color w:val="0000EE"/>
-            <w:u w:val="single"/>
-          </w:rPr>
-          <w:t>Чис.21:9</w:t>
-        </w:r>
-      </w:hyperlink>
+      <w:r>
+        <w:rPr>
+          <w:lang w:val="ru_RU" w:bidi="ru_RU"/>
+        </w:rPr>
+        <w:t>Чис.21:9</w:t>
+      </w:r>
       <w:r>
         <w:rPr>
           <w:lang w:val="ru_RU" w:bidi="ru_RU"/>
         </w:rPr>
         <w:t>). Пасхальный агнец (</w:t>
       </w:r>
-      <w:hyperlink r:id="rId24">
-        <w:r>
-          <w:rPr>
-            <w:lang w:val="ru_RU" w:bidi="ru_RU"/>
-          </w:rPr>
-          <w:rPr>
-            <w:color w:val="0000EE"/>
-            <w:u w:val="single"/>
-          </w:rPr>
-          <w:t>Исх.12:1–13</w:t>
-        </w:r>
-      </w:hyperlink>
+      <w:r>
+        <w:rPr>
+          <w:lang w:val="ru_RU" w:bidi="ru_RU"/>
+        </w:rPr>
+        <w:t>Исх.12:1–13</w:t>
+      </w:r>
       <w:r>
         <w:rPr>
           <w:lang w:val="ru_RU" w:bidi="ru_RU"/>
         </w:rPr>
         <w:t>) является прообразом Христа (</w:t>
       </w:r>
-      <w:hyperlink r:id="rId25">
-        <w:r>
-          <w:rPr>
-            <w:lang w:val="ru_RU" w:bidi="ru_RU"/>
-          </w:rPr>
-          <w:rPr>
-            <w:color w:val="0000EE"/>
-            <w:u w:val="single"/>
-          </w:rPr>
-          <w:t>1Кор.5:7</w:t>
-        </w:r>
-      </w:hyperlink>
+      <w:r>
+        <w:rPr>
+          <w:lang w:val="ru_RU" w:bidi="ru_RU"/>
+        </w:rPr>
+        <w:t>1Кор.5:7</w:t>
+      </w:r>
       <w:r>
         <w:rPr>
           <w:lang w:val="ru_RU" w:bidi="ru_RU"/>
         </w:rPr>
         <w:t>). Скала, из которой израильтяне пили в пустыне (</w:t>
       </w:r>
-      <w:hyperlink r:id="rId26">
-        <w:r>
-          <w:rPr>
-            <w:lang w:val="ru_RU" w:bidi="ru_RU"/>
-          </w:rPr>
-          <w:rPr>
-            <w:color w:val="0000EE"/>
-            <w:u w:val="single"/>
-          </w:rPr>
-          <w:t>Исх.17:6</w:t>
-        </w:r>
-      </w:hyperlink>
+      <w:r>
+        <w:rPr>
+          <w:lang w:val="ru_RU" w:bidi="ru_RU"/>
+        </w:rPr>
+        <w:t>Исх.17:6</w:t>
+      </w:r>
       <w:r>
         <w:rPr>
           <w:lang w:val="ru_RU" w:bidi="ru_RU"/>
         </w:rPr>
         <w:t>), также является прообразом Божьего Сына (</w:t>
       </w:r>
-      <w:hyperlink r:id="rId27">
-        <w:r>
-          <w:rPr>
-            <w:lang w:val="ru_RU" w:bidi="ru_RU"/>
-          </w:rPr>
-          <w:rPr>
-            <w:color w:val="0000EE"/>
-            <w:u w:val="single"/>
-          </w:rPr>
-          <w:t>1Кор.10:3–4</w:t>
-        </w:r>
-      </w:hyperlink>
+      <w:r>
+        <w:rPr>
+          <w:lang w:val="ru_RU" w:bidi="ru_RU"/>
+        </w:rPr>
+        <w:t>1Кор.10:3–4</w:t>
+      </w:r>
       <w:r>
         <w:rPr>
           <w:lang w:val="ru_RU" w:bidi="ru_RU"/>
         </w:rPr>
         <w:t xml:space="preserve">). В Послании к </w:t>
       </w:r>
-      <w:hyperlink r:id="rId28">
-        <w:r>
-          <w:rPr>
-            <w:lang w:val="ru_RU" w:bidi="ru_RU"/>
-          </w:rPr>
-          <w:rPr>
-            <w:color w:val="0000EE"/>
-            <w:u w:val="single"/>
-          </w:rPr>
-          <w:t>Римлянам 5:14</w:t>
-        </w:r>
-      </w:hyperlink>
+      <w:r>
+        <w:rPr>
+          <w:lang w:val="ru_RU" w:bidi="ru_RU"/>
+        </w:rPr>
+        <w:t>Римлянам 5:14</w:t>
+      </w:r>
       <w:r>
         <w:rPr>
           <w:lang w:val="ru_RU" w:bidi="ru_RU"/>
@@ -590,18 +494,12 @@
         </w:rPr>
         <w:t>В Послании к Евреям есть множество примеров тех, кто был прообразом Мессии. Все виды жертвоприношений, установленных синайским Законом, были прообразами, указывающими на разные аспекты личности или служения Иисуса. Кровь, которой священники кропили жертвенник, является образом крови Божьего Сына, отдавшего Свою жизнь за всё человечество (</w:t>
       </w:r>
-      <w:hyperlink r:id="rId29">
-        <w:r>
-          <w:rPr>
-            <w:lang w:val="ru_RU" w:bidi="ru_RU"/>
-          </w:rPr>
-          <w:rPr>
-            <w:color w:val="0000EE"/>
-            <w:u w:val="single"/>
-          </w:rPr>
-          <w:t>Евр.9:12–22</w:t>
-        </w:r>
-      </w:hyperlink>
+      <w:r>
+        <w:rPr>
+          <w:lang w:val="ru_RU" w:bidi="ru_RU"/>
+        </w:rPr>
+        <w:t>Евр.9:12–22</w:t>
+      </w:r>
       <w:r>
         <w:rPr>
           <w:lang w:val="ru_RU" w:bidi="ru_RU"/>
@@ -654,25 +552,19 @@
         <w:rPr>
           <w:lang w:val="ru_RU" w:bidi="ru_RU"/>
         </w:rPr>
-        <w:t>Хирургическое удаление крайней плоти с мужского полового органа. В библейские времена обрезание было печатью Божьего завета с Авраамом (</w:t>
-      </w:r>
-      <w:hyperlink r:id="rId30">
-        <w:r>
-          <w:rPr>
-            <w:lang w:val="ru_RU" w:bidi="ru_RU"/>
-          </w:rPr>
-          <w:rPr>
-            <w:color w:val="0000EE"/>
-            <w:u w:val="single"/>
-          </w:rPr>
-          <w:t>Быт. 17:1–14</w:t>
-        </w:r>
-      </w:hyperlink>
-      <w:r>
-        <w:rPr>
-          <w:lang w:val="ru_RU" w:bidi="ru_RU"/>
-        </w:rPr>
-        <w:t>). Хотя обрезание зародилось как древний племенной или религиозной обряд, с начала нового столетия в западных странах оно начало проводиться в медицинских целях. Многие врачи считают, что обрезание помогает предотвратить рак половых органов как у мужчин, так и у их жён, поэтому в Северной Америке эту небольшую операцию проводят через несколько дней после рождения почти всем новорожденным мальчикам. Данная процедура не имеет религиозного значения вне иудаизма.</w:t>
+        <w:t>Обрезание — это хирургическое удаление крайней плоти с мужского полового органа. В библейские времена обрезание было печатью Божьего завета с Авраамом (</w:t>
+      </w:r>
+      <w:r>
+        <w:rPr>
+          <w:lang w:val="ru_RU" w:bidi="ru_RU"/>
+        </w:rPr>
+        <w:t>Быт.17:1–14</w:t>
+      </w:r>
+      <w:r>
+        <w:rPr>
+          <w:lang w:val="ru_RU" w:bidi="ru_RU"/>
+        </w:rPr>
+        <w:t>). Обрезание зародилось как древний племенной или религиозный обряд. В некоторых западных странах его также проводят новорождённым мальчикам по причинам здоровья и гигиены. В тех случаях, когда обрезание проводится по медицинским показаниям, оно не несёт в себе никакого религиозного значения.</w:t>
       </w:r>
     </w:p>
     <w:p>
@@ -765,38 +657,26 @@
         <w:rPr>
           <w:lang w:val="ru_RU" w:bidi="ru_RU"/>
         </w:rPr>
-        <w:t>Практика обрезания существовала ещё до появления еврейского народа. Наскальная живопись свидетельствует о том, что обрезание проводилось ещё в доисторические времена. Рисунки, найденные в египетских храмах, показывают, что этот вид операции был распространён в 4000 г. до н.э., а, может быть, даже ещё раньше. Народы, практиковавшие обрезание, жили практически на всех континентах. Данный обряд проводили индейцы Центральной и Южной Америки, полинезийцы, народы Новой Гвинеи, многие австралийские и африканские племена, египтяне и арабы ещё в доисламский период. Хотя данный обряд не упоминается в Коране, традиция требует, чтобы мусульмане мужского пола придерживались этого древнего обычая, поскольку сам Мухаммед был обрезан. Происхождение арабов восходит к Аврааму через Измаила (</w:t>
-      </w:r>
-      <w:hyperlink r:id="rId31">
-        <w:r>
-          <w:rPr>
-            <w:lang w:val="ru_RU" w:bidi="ru_RU"/>
-          </w:rPr>
-          <w:rPr>
-            <w:color w:val="0000EE"/>
-            <w:u w:val="single"/>
-          </w:rPr>
-          <w:t>Быт. 17:20</w:t>
-        </w:r>
-      </w:hyperlink>
+        <w:t>Практика обрезания существовала ещё до появления еврейского народа. Наскальные рисунки могут указывать на то, что обрезание практиковалось ещё в доисторические времена. Древнеегипетские гробничные рельефы, датируемые примерно 2400 годом до н. э., свидетельствуют о существовании этого обряда в Древнем Египте. Народы, практиковавшие обрезание, жили практически на всех континентах. Данный обряд проводили индейцы Центральной и Южной Америки, полинезийцы, народы Новой Гвинеи, многие австралийские и африканские племена, египтяне и арабы ещё в доисламский период. Хотя данный обряд не упоминается в Коране, традиция требует, чтобы мусульмане мужского пола придерживались этого древнего обычая, поскольку сам Мухаммед был обрезан. Происхождение арабов восходит к Аврааму через Измаила (</w:t>
+      </w:r>
+      <w:r>
+        <w:rPr>
+          <w:lang w:val="ru_RU" w:bidi="ru_RU"/>
+        </w:rPr>
+        <w:t>Быт. 17:20</w:t>
+      </w:r>
       <w:r>
         <w:rPr>
           <w:lang w:val="ru_RU" w:bidi="ru_RU"/>
         </w:rPr>
         <w:t xml:space="preserve">), поэтому обычный возраст для обрезания у мусульман — 13 лет, так как Измаил был обрезан именно в этом возрасте (ст. </w:t>
       </w:r>
-      <w:hyperlink r:id="rId32">
-        <w:r>
-          <w:rPr>
-            <w:lang w:val="ru_RU" w:bidi="ru_RU"/>
-          </w:rPr>
-          <w:rPr>
-            <w:color w:val="0000EE"/>
-            <w:u w:val="single"/>
-          </w:rPr>
-          <w:t>25</w:t>
-        </w:r>
-      </w:hyperlink>
+      <w:r>
+        <w:rPr>
+          <w:lang w:val="ru_RU" w:bidi="ru_RU"/>
+        </w:rPr>
+        <w:t>25</w:t>
+      </w:r>
       <w:r>
         <w:rPr>
           <w:lang w:val="ru_RU" w:bidi="ru_RU"/>
@@ -815,182 +695,122 @@
         <w:rPr>
           <w:lang w:val="ru_RU" w:bidi="ru_RU"/>
         </w:rPr>
-        <w:t>У западно-семитских народов обрезание практиковалось среди аммонитян, идумеев, мадианитян, моавитян и финикийцев (</w:t>
-      </w:r>
-      <w:hyperlink r:id="rId33">
-        <w:r>
-          <w:rPr>
-            <w:lang w:val="ru_RU" w:bidi="ru_RU"/>
-          </w:rPr>
-          <w:rPr>
-            <w:color w:val="0000EE"/>
-            <w:u w:val="single"/>
-          </w:rPr>
-          <w:t>Иер. 9:25–26</w:t>
-        </w:r>
-      </w:hyperlink>
-      <w:r>
-        <w:rPr>
-          <w:lang w:val="ru_RU" w:bidi="ru_RU"/>
-        </w:rPr>
-        <w:t>).. Филистимляне не совершали обрезания (</w:t>
-      </w:r>
-      <w:hyperlink r:id="rId34">
-        <w:r>
-          <w:rPr>
-            <w:lang w:val="ru_RU" w:bidi="ru_RU"/>
-          </w:rPr>
-          <w:rPr>
-            <w:color w:val="0000EE"/>
-            <w:u w:val="single"/>
-          </w:rPr>
-          <w:t>Суд. 14:3</w:t>
-        </w:r>
-      </w:hyperlink>
+        <w:t>Иеремия указывает, что обрезание практиковалось несколькими народами, граничащими с Израилем, включая египтян, идумеев, аммонитян, моавитян и жителей пустыни (</w:t>
+      </w:r>
+      <w:r>
+        <w:rPr>
+          <w:lang w:val="ru_RU" w:bidi="ru_RU"/>
+        </w:rPr>
+        <w:t>Иер.9:25–26</w:t>
+      </w:r>
+      <w:r>
+        <w:rPr>
+          <w:lang w:val="ru_RU" w:bidi="ru_RU"/>
+        </w:rPr>
+        <w:t>). Филистимляне не совершали обрезания (</w:t>
+      </w:r>
+      <w:r>
+        <w:rPr>
+          <w:lang w:val="ru_RU" w:bidi="ru_RU"/>
+        </w:rPr>
+        <w:t>Суд.14:3</w:t>
+      </w:r>
       <w:r>
         <w:rPr>
           <w:lang w:val="ru_RU" w:bidi="ru_RU"/>
         </w:rPr>
         <w:t xml:space="preserve">; </w:t>
       </w:r>
-      <w:hyperlink r:id="rId35">
-        <w:r>
-          <w:rPr>
-            <w:lang w:val="ru_RU" w:bidi="ru_RU"/>
-          </w:rPr>
-          <w:rPr>
-            <w:color w:val="0000EE"/>
-            <w:u w:val="single"/>
-          </w:rPr>
-          <w:t>15:18</w:t>
-        </w:r>
-      </w:hyperlink>
+      <w:r>
+        <w:rPr>
+          <w:lang w:val="ru_RU" w:bidi="ru_RU"/>
+        </w:rPr>
+        <w:t>15:18</w:t>
+      </w:r>
       <w:r>
         <w:rPr>
           <w:lang w:val="ru_RU" w:bidi="ru_RU"/>
         </w:rPr>
         <w:t xml:space="preserve">; </w:t>
       </w:r>
-      <w:hyperlink r:id="rId36">
-        <w:r>
-          <w:rPr>
-            <w:lang w:val="ru_RU" w:bidi="ru_RU"/>
-          </w:rPr>
-          <w:rPr>
-            <w:color w:val="0000EE"/>
-            <w:u w:val="single"/>
-          </w:rPr>
-          <w:t>1Цар. 14:6</w:t>
-        </w:r>
-      </w:hyperlink>
+      <w:r>
+        <w:rPr>
+          <w:lang w:val="ru_RU" w:bidi="ru_RU"/>
+        </w:rPr>
+        <w:t>1Цар.14:6</w:t>
+      </w:r>
       <w:r>
         <w:rPr>
           <w:lang w:val="ru_RU" w:bidi="ru_RU"/>
         </w:rPr>
         <w:t xml:space="preserve">; </w:t>
       </w:r>
-      <w:hyperlink r:id="rId37">
-        <w:r>
-          <w:rPr>
-            <w:lang w:val="ru_RU" w:bidi="ru_RU"/>
-          </w:rPr>
-          <w:rPr>
-            <w:color w:val="0000EE"/>
-            <w:u w:val="single"/>
-          </w:rPr>
-          <w:t>17:26, 36</w:t>
-        </w:r>
-      </w:hyperlink>
+      <w:r>
+        <w:rPr>
+          <w:lang w:val="ru_RU" w:bidi="ru_RU"/>
+        </w:rPr>
+        <w:t>17:26,36</w:t>
+      </w:r>
       <w:r>
         <w:rPr>
           <w:lang w:val="ru_RU" w:bidi="ru_RU"/>
         </w:rPr>
         <w:t xml:space="preserve">; </w:t>
       </w:r>
-      <w:hyperlink r:id="rId38">
-        <w:r>
-          <w:rPr>
-            <w:lang w:val="ru_RU" w:bidi="ru_RU"/>
-          </w:rPr>
-          <w:rPr>
-            <w:color w:val="0000EE"/>
-            <w:u w:val="single"/>
-          </w:rPr>
-          <w:t>18:25, 27</w:t>
-        </w:r>
-      </w:hyperlink>
+      <w:r>
+        <w:rPr>
+          <w:lang w:val="ru_RU" w:bidi="ru_RU"/>
+        </w:rPr>
+        <w:t>18:25,27</w:t>
+      </w:r>
       <w:r>
         <w:rPr>
           <w:lang w:val="ru_RU" w:bidi="ru_RU"/>
         </w:rPr>
         <w:t xml:space="preserve">; </w:t>
       </w:r>
-      <w:hyperlink r:id="rId39">
-        <w:r>
-          <w:rPr>
-            <w:lang w:val="ru_RU" w:bidi="ru_RU"/>
-          </w:rPr>
-          <w:rPr>
-            <w:color w:val="0000EE"/>
-            <w:u w:val="single"/>
-          </w:rPr>
-          <w:t>31:4</w:t>
-        </w:r>
-      </w:hyperlink>
+      <w:r>
+        <w:rPr>
+          <w:lang w:val="ru_RU" w:bidi="ru_RU"/>
+        </w:rPr>
+        <w:t>31:4</w:t>
+      </w:r>
       <w:r>
         <w:rPr>
           <w:lang w:val="ru_RU" w:bidi="ru_RU"/>
         </w:rPr>
         <w:t xml:space="preserve">; </w:t>
       </w:r>
-      <w:hyperlink r:id="rId40">
-        <w:r>
-          <w:rPr>
-            <w:lang w:val="ru_RU" w:bidi="ru_RU"/>
-          </w:rPr>
-          <w:rPr>
-            <w:color w:val="0000EE"/>
-            <w:u w:val="single"/>
-          </w:rPr>
-          <w:t>2Цар. 1:20</w:t>
-        </w:r>
-      </w:hyperlink>
+      <w:r>
+        <w:rPr>
+          <w:lang w:val="ru_RU" w:bidi="ru_RU"/>
+        </w:rPr>
+        <w:t>2Цар.1:20</w:t>
+      </w:r>
       <w:r>
         <w:rPr>
           <w:lang w:val="ru_RU" w:bidi="ru_RU"/>
         </w:rPr>
         <w:t xml:space="preserve">; </w:t>
       </w:r>
-      <w:hyperlink r:id="rId41">
-        <w:r>
-          <w:rPr>
-            <w:lang w:val="ru_RU" w:bidi="ru_RU"/>
-          </w:rPr>
-          <w:rPr>
-            <w:color w:val="0000EE"/>
-            <w:u w:val="single"/>
-          </w:rPr>
-          <w:t>3:14</w:t>
-        </w:r>
-      </w:hyperlink>
+      <w:r>
+        <w:rPr>
+          <w:lang w:val="ru_RU" w:bidi="ru_RU"/>
+        </w:rPr>
+        <w:t>3:14</w:t>
+      </w:r>
       <w:r>
         <w:rPr>
           <w:lang w:val="ru_RU" w:bidi="ru_RU"/>
         </w:rPr>
         <w:t xml:space="preserve">; </w:t>
       </w:r>
-      <w:hyperlink r:id="rId42">
-        <w:r>
-          <w:rPr>
-            <w:lang w:val="ru_RU" w:bidi="ru_RU"/>
-          </w:rPr>
-          <w:rPr>
-            <w:color w:val="0000EE"/>
-            <w:u w:val="single"/>
-          </w:rPr>
-          <w:t>1Пар. 10:4</w:t>
-        </w:r>
-      </w:hyperlink>
+      <w:r>
+        <w:rPr>
+          <w:lang w:val="ru_RU" w:bidi="ru_RU"/>
+        </w:rPr>
+        <w:t>1Пар.10:4</w:t>
+      </w:r>
       <w:r>
         <w:rPr>
           <w:lang w:val="ru_RU" w:bidi="ru_RU"/>
@@ -1036,72 +856,48 @@
         </w:rPr>
         <w:t xml:space="preserve">В Библии впервые об обрезании говорится в </w:t>
       </w:r>
-      <w:hyperlink r:id="rId43">
-        <w:r>
-          <w:rPr>
-            <w:lang w:val="ru_RU" w:bidi="ru_RU"/>
-          </w:rPr>
-          <w:rPr>
-            <w:color w:val="0000EE"/>
-            <w:u w:val="single"/>
-          </w:rPr>
-          <w:t>Бытие 17</w:t>
-        </w:r>
-      </w:hyperlink>
-      <w:r>
-        <w:rPr>
-          <w:lang w:val="ru_RU" w:bidi="ru_RU"/>
-        </w:rPr>
-        <w:t>, где оно было дано Аврааму как знак завета между ним и Богом. Бог пообещал Аврааму через ещё не зачатого сына землю и многочисленных потомков, из которых произойдут цари. Божьи благословения должны были сойти сначала на Авраама, а через него - на все народы земли (</w:t>
-      </w:r>
-      <w:hyperlink r:id="rId44">
-        <w:r>
-          <w:rPr>
-            <w:lang w:val="ru_RU" w:bidi="ru_RU"/>
-          </w:rPr>
-          <w:rPr>
-            <w:color w:val="0000EE"/>
-            <w:u w:val="single"/>
-          </w:rPr>
-          <w:t>Быт. 12:1–3</w:t>
-        </w:r>
-      </w:hyperlink>
+      <w:r>
+        <w:rPr>
+          <w:lang w:val="ru_RU" w:bidi="ru_RU"/>
+        </w:rPr>
+        <w:t>Бытие 17</w:t>
+      </w:r>
+      <w:r>
+        <w:rPr>
+          <w:lang w:val="ru_RU" w:bidi="ru_RU"/>
+        </w:rPr>
+        <w:t>, где оно было дано Аврааму как знак завета между ним и Богом. Бог пообещал Аврааму через ещё не зачатого сына землю и многочисленных потомков, из которых произойдут цари. Божьи благословения должны были сойти сначала на Авраама, а через него — на все народы земли (</w:t>
+      </w:r>
+      <w:r>
+        <w:rPr>
+          <w:lang w:val="ru_RU" w:bidi="ru_RU"/>
+        </w:rPr>
+        <w:t>Быт.12:1–3</w:t>
+      </w:r>
       <w:r>
         <w:rPr>
           <w:lang w:val="ru_RU" w:bidi="ru_RU"/>
         </w:rPr>
         <w:t xml:space="preserve">). После того как завет официально вступил в силу (глава </w:t>
       </w:r>
-      <w:hyperlink r:id="rId45">
-        <w:r>
-          <w:rPr>
-            <w:lang w:val="ru_RU" w:bidi="ru_RU"/>
-          </w:rPr>
-          <w:rPr>
-            <w:color w:val="0000EE"/>
-            <w:u w:val="single"/>
-          </w:rPr>
-          <w:t>15</w:t>
-        </w:r>
-      </w:hyperlink>
-      <w:r>
-        <w:rPr>
-          <w:lang w:val="ru_RU" w:bidi="ru_RU"/>
-        </w:rPr>
-        <w:t xml:space="preserve">), Бог закрепил его, приказав Аврааму и всем мужчинам в его доме совершить обрезание (Быт. </w:t>
-      </w:r>
-      <w:hyperlink r:id="rId46">
-        <w:r>
-          <w:rPr>
-            <w:lang w:val="ru_RU" w:bidi="ru_RU"/>
-          </w:rPr>
-          <w:rPr>
-            <w:color w:val="0000EE"/>
-            <w:u w:val="single"/>
-          </w:rPr>
-          <w:t>17:9–13</w:t>
-        </w:r>
-      </w:hyperlink>
+      <w:r>
+        <w:rPr>
+          <w:lang w:val="ru_RU" w:bidi="ru_RU"/>
+        </w:rPr>
+        <w:t>15</w:t>
+      </w:r>
+      <w:r>
+        <w:rPr>
+          <w:lang w:val="ru_RU" w:bidi="ru_RU"/>
+        </w:rPr>
+        <w:t>), Бог закрепил его, приказав Аврааму и всем мужчинам в его доме совершить обрезание (Быт.</w:t>
+      </w:r>
+      <w:r>
+        <w:rPr>
+          <w:lang w:val="ru_RU" w:bidi="ru_RU"/>
+        </w:rPr>
+        <w:t>17:9–13</w:t>
+      </w:r>
       <w:r>
         <w:rPr>
           <w:lang w:val="ru_RU" w:bidi="ru_RU"/>
@@ -1122,90 +918,60 @@
         </w:rPr>
         <w:t>Обрезание должно было стать проявлением веры Авраама в то, что Божьи обещания обязательно сбудутся. И хотя вера Авраама ослабла (</w:t>
       </w:r>
-      <w:hyperlink r:id="rId47">
-        <w:r>
-          <w:rPr>
-            <w:lang w:val="ru_RU" w:bidi="ru_RU"/>
-          </w:rPr>
-          <w:rPr>
-            <w:color w:val="0000EE"/>
-            <w:u w:val="single"/>
-          </w:rPr>
-          <w:t>Быт. 16</w:t>
-        </w:r>
-      </w:hyperlink>
+      <w:r>
+        <w:rPr>
+          <w:lang w:val="ru_RU" w:bidi="ru_RU"/>
+        </w:rPr>
+        <w:t>Быт.16</w:t>
+      </w:r>
       <w:r>
         <w:rPr>
           <w:lang w:val="ru_RU" w:bidi="ru_RU"/>
         </w:rPr>
         <w:t>) даже после того, как он увидел необыкновенное проявление Божьего величия (</w:t>
       </w:r>
-      <w:hyperlink r:id="rId48">
-        <w:r>
-          <w:rPr>
-            <w:lang w:val="ru_RU" w:bidi="ru_RU"/>
-          </w:rPr>
-          <w:rPr>
-            <w:color w:val="0000EE"/>
-            <w:u w:val="single"/>
-          </w:rPr>
-          <w:t>15:9–17</w:t>
-        </w:r>
-      </w:hyperlink>
+      <w:r>
+        <w:rPr>
+          <w:lang w:val="ru_RU" w:bidi="ru_RU"/>
+        </w:rPr>
+        <w:t>15:9–17</w:t>
+      </w:r>
       <w:r>
         <w:rPr>
           <w:lang w:val="ru_RU" w:bidi="ru_RU"/>
         </w:rPr>
         <w:t>), вечное напоминание об обетованиях Божьего завета осталось на его теле и телах его потомков мужского пола (</w:t>
       </w:r>
-      <w:hyperlink r:id="rId49">
-        <w:r>
-          <w:rPr>
-            <w:lang w:val="ru_RU" w:bidi="ru_RU"/>
-          </w:rPr>
-          <w:rPr>
-            <w:color w:val="0000EE"/>
-            <w:u w:val="single"/>
-          </w:rPr>
-          <w:t>17:11</w:t>
-        </w:r>
-      </w:hyperlink>
-      <w:r>
-        <w:rPr>
-          <w:lang w:val="ru_RU" w:bidi="ru_RU"/>
-        </w:rPr>
-        <w:t>). Этот знак был настолько тесно связан с Божьим заветным обещанием, что само обрезание можно было бы назвать "заветом" (</w:t>
-      </w:r>
-      <w:hyperlink r:id="rId50">
-        <w:r>
-          <w:rPr>
-            <w:lang w:val="ru_RU" w:bidi="ru_RU"/>
-          </w:rPr>
-          <w:rPr>
-            <w:color w:val="0000EE"/>
-            <w:u w:val="single"/>
-          </w:rPr>
-          <w:t>Быт. 17:10</w:t>
-        </w:r>
-      </w:hyperlink>
+      <w:r>
+        <w:rPr>
+          <w:lang w:val="ru_RU" w:bidi="ru_RU"/>
+        </w:rPr>
+        <w:t>17:11</w:t>
+      </w:r>
+      <w:r>
+        <w:rPr>
+          <w:lang w:val="ru_RU" w:bidi="ru_RU"/>
+        </w:rPr>
+        <w:t>). Этот знак был настолько тесно связан с Божьим заветным обещанием, что само обрезание можно было бы назвать «заветом» (</w:t>
+      </w:r>
+      <w:r>
+        <w:rPr>
+          <w:lang w:val="ru_RU" w:bidi="ru_RU"/>
+        </w:rPr>
+        <w:t>Быт.17:10</w:t>
+      </w:r>
       <w:r>
         <w:rPr>
           <w:lang w:val="ru_RU" w:bidi="ru_RU"/>
         </w:rPr>
         <w:t xml:space="preserve">; </w:t>
       </w:r>
-      <w:hyperlink r:id="rId51">
-        <w:r>
-          <w:rPr>
-            <w:lang w:val="ru_RU" w:bidi="ru_RU"/>
-          </w:rPr>
-          <w:rPr>
-            <w:color w:val="0000EE"/>
-            <w:u w:val="single"/>
-          </w:rPr>
-          <w:t>Деян. 7:8</w:t>
-        </w:r>
-      </w:hyperlink>
+      <w:r>
+        <w:rPr>
+          <w:lang w:val="ru_RU" w:bidi="ru_RU"/>
+        </w:rPr>
+        <w:t>Деян.7:8</w:t>
+      </w:r>
       <w:r>
         <w:rPr>
           <w:lang w:val="ru_RU" w:bidi="ru_RU"/>
@@ -1226,252 +992,168 @@
         </w:rPr>
         <w:t>Обрезание должно было проводиться на восьмой день после рождения мальчика (</w:t>
       </w:r>
-      <w:hyperlink r:id="rId52">
-        <w:r>
-          <w:rPr>
-            <w:lang w:val="ru_RU" w:bidi="ru_RU"/>
-          </w:rPr>
-          <w:rPr>
-            <w:color w:val="0000EE"/>
-            <w:u w:val="single"/>
-          </w:rPr>
-          <w:t>Быт. 17:12</w:t>
-        </w:r>
-      </w:hyperlink>
+      <w:r>
+        <w:rPr>
+          <w:lang w:val="ru_RU" w:bidi="ru_RU"/>
+        </w:rPr>
+        <w:t>Быт.17:12</w:t>
+      </w:r>
       <w:r>
         <w:rPr>
           <w:lang w:val="ru_RU" w:bidi="ru_RU"/>
         </w:rPr>
         <w:t xml:space="preserve">; </w:t>
       </w:r>
-      <w:hyperlink r:id="rId53">
-        <w:r>
-          <w:rPr>
-            <w:lang w:val="ru_RU" w:bidi="ru_RU"/>
-          </w:rPr>
-          <w:rPr>
-            <w:color w:val="0000EE"/>
-            <w:u w:val="single"/>
-          </w:rPr>
-          <w:t>Лк. 12:1–3</w:t>
-        </w:r>
-      </w:hyperlink>
+      <w:r>
+        <w:rPr>
+          <w:lang w:val="ru_RU" w:bidi="ru_RU"/>
+        </w:rPr>
+        <w:t>Лк.12:1–3</w:t>
+      </w:r>
       <w:r>
         <w:rPr>
           <w:lang w:val="ru_RU" w:bidi="ru_RU"/>
         </w:rPr>
         <w:t xml:space="preserve">; см. </w:t>
       </w:r>
-      <w:hyperlink r:id="rId54">
-        <w:r>
-          <w:rPr>
-            <w:lang w:val="ru_RU" w:bidi="ru_RU"/>
-          </w:rPr>
-          <w:rPr>
-            <w:color w:val="0000EE"/>
-            <w:u w:val="single"/>
-          </w:rPr>
-          <w:t>Быт. 21:4</w:t>
-        </w:r>
-      </w:hyperlink>
+      <w:r>
+        <w:rPr>
+          <w:lang w:val="ru_RU" w:bidi="ru_RU"/>
+        </w:rPr>
+        <w:t>Быт.21:4</w:t>
+      </w:r>
       <w:r>
         <w:rPr>
           <w:lang w:val="ru_RU" w:bidi="ru_RU"/>
         </w:rPr>
         <w:t xml:space="preserve">; </w:t>
       </w:r>
-      <w:hyperlink r:id="rId55">
-        <w:r>
-          <w:rPr>
-            <w:lang w:val="ru_RU" w:bidi="ru_RU"/>
-          </w:rPr>
-          <w:rPr>
-            <w:color w:val="0000EE"/>
-            <w:u w:val="single"/>
-          </w:rPr>
-          <w:t>Лк. 1:59</w:t>
-        </w:r>
-      </w:hyperlink>
+      <w:r>
+        <w:rPr>
+          <w:lang w:val="ru_RU" w:bidi="ru_RU"/>
+        </w:rPr>
+        <w:t>Лк.1:59</w:t>
+      </w:r>
       <w:r>
         <w:rPr>
           <w:lang w:val="ru_RU" w:bidi="ru_RU"/>
         </w:rPr>
         <w:t xml:space="preserve">; </w:t>
       </w:r>
-      <w:hyperlink r:id="rId56">
-        <w:r>
-          <w:rPr>
-            <w:lang w:val="ru_RU" w:bidi="ru_RU"/>
-          </w:rPr>
-          <w:rPr>
-            <w:color w:val="0000EE"/>
-            <w:u w:val="single"/>
-          </w:rPr>
-          <w:t>2:21</w:t>
-        </w:r>
-      </w:hyperlink>
+      <w:r>
+        <w:rPr>
+          <w:lang w:val="ru_RU" w:bidi="ru_RU"/>
+        </w:rPr>
+        <w:t>2:21</w:t>
+      </w:r>
       <w:r>
         <w:rPr>
           <w:lang w:val="ru_RU" w:bidi="ru_RU"/>
         </w:rPr>
         <w:t xml:space="preserve">; </w:t>
       </w:r>
-      <w:hyperlink r:id="rId51">
-        <w:r>
-          <w:rPr>
-            <w:lang w:val="ru_RU" w:bidi="ru_RU"/>
-          </w:rPr>
-          <w:rPr>
-            <w:color w:val="0000EE"/>
-            <w:u w:val="single"/>
-          </w:rPr>
-          <w:t>Деян. 7:8</w:t>
-        </w:r>
-      </w:hyperlink>
+      <w:r>
+        <w:rPr>
+          <w:lang w:val="ru_RU" w:bidi="ru_RU"/>
+        </w:rPr>
+        <w:t>Деян.7:8</w:t>
+      </w:r>
       <w:r>
         <w:rPr>
           <w:lang w:val="ru_RU" w:bidi="ru_RU"/>
         </w:rPr>
         <w:t xml:space="preserve">; </w:t>
       </w:r>
-      <w:hyperlink r:id="rId57">
-        <w:r>
-          <w:rPr>
-            <w:lang w:val="ru_RU" w:bidi="ru_RU"/>
-          </w:rPr>
-          <w:rPr>
-            <w:color w:val="0000EE"/>
-            <w:u w:val="single"/>
-          </w:rPr>
-          <w:t>Флп. 3:5</w:t>
-        </w:r>
-      </w:hyperlink>
+      <w:r>
+        <w:rPr>
+          <w:lang w:val="ru_RU" w:bidi="ru_RU"/>
+        </w:rPr>
+        <w:t>Флп.3:5</w:t>
+      </w:r>
       <w:r>
         <w:rPr>
           <w:lang w:val="ru_RU" w:bidi="ru_RU"/>
         </w:rPr>
         <w:t>), обычно оно проводилось отцом ребёнка (</w:t>
       </w:r>
-      <w:hyperlink r:id="rId58">
-        <w:r>
-          <w:rPr>
-            <w:lang w:val="ru_RU" w:bidi="ru_RU"/>
-          </w:rPr>
-          <w:rPr>
-            <w:color w:val="0000EE"/>
-            <w:u w:val="single"/>
-          </w:rPr>
-          <w:t>Быт. 17:23</w:t>
-        </w:r>
-      </w:hyperlink>
+      <w:r>
+        <w:rPr>
+          <w:lang w:val="ru_RU" w:bidi="ru_RU"/>
+        </w:rPr>
+        <w:t>Быт.17:23</w:t>
+      </w:r>
       <w:r>
         <w:rPr>
           <w:lang w:val="ru_RU" w:bidi="ru_RU"/>
         </w:rPr>
         <w:t xml:space="preserve">; </w:t>
       </w:r>
-      <w:hyperlink r:id="rId54">
-        <w:r>
-          <w:rPr>
-            <w:lang w:val="ru_RU" w:bidi="ru_RU"/>
-          </w:rPr>
-          <w:rPr>
-            <w:color w:val="0000EE"/>
-            <w:u w:val="single"/>
-          </w:rPr>
-          <w:t>21:4</w:t>
-        </w:r>
-      </w:hyperlink>
+      <w:r>
+        <w:rPr>
+          <w:lang w:val="ru_RU" w:bidi="ru_RU"/>
+        </w:rPr>
+        <w:t>21:4</w:t>
+      </w:r>
       <w:r>
         <w:rPr>
           <w:lang w:val="ru_RU" w:bidi="ru_RU"/>
         </w:rPr>
         <w:t xml:space="preserve">; </w:t>
       </w:r>
-      <w:hyperlink r:id="rId51">
-        <w:r>
-          <w:rPr>
-            <w:lang w:val="ru_RU" w:bidi="ru_RU"/>
-          </w:rPr>
-          <w:rPr>
-            <w:color w:val="0000EE"/>
-            <w:u w:val="single"/>
-          </w:rPr>
-          <w:t>Деян. 7:8</w:t>
-        </w:r>
-      </w:hyperlink>
+      <w:r>
+        <w:rPr>
+          <w:lang w:val="ru_RU" w:bidi="ru_RU"/>
+        </w:rPr>
+        <w:t>Деян.7:8</w:t>
+      </w:r>
       <w:r>
         <w:rPr>
           <w:lang w:val="ru_RU" w:bidi="ru_RU"/>
         </w:rPr>
         <w:t>), после чего сыну давалось имя (</w:t>
       </w:r>
-      <w:hyperlink r:id="rId55">
-        <w:r>
-          <w:rPr>
-            <w:lang w:val="ru_RU" w:bidi="ru_RU"/>
-          </w:rPr>
-          <w:rPr>
-            <w:color w:val="0000EE"/>
-            <w:u w:val="single"/>
-          </w:rPr>
-          <w:t>Лк. 1:59</w:t>
-        </w:r>
-      </w:hyperlink>
+      <w:r>
+        <w:rPr>
+          <w:lang w:val="ru_RU" w:bidi="ru_RU"/>
+        </w:rPr>
+        <w:t>Лк.1:59</w:t>
+      </w:r>
       <w:r>
         <w:rPr>
           <w:lang w:val="ru_RU" w:bidi="ru_RU"/>
         </w:rPr>
         <w:t xml:space="preserve">; </w:t>
       </w:r>
-      <w:hyperlink r:id="rId56">
-        <w:r>
-          <w:rPr>
-            <w:lang w:val="ru_RU" w:bidi="ru_RU"/>
-          </w:rPr>
-          <w:rPr>
-            <w:color w:val="0000EE"/>
-            <w:u w:val="single"/>
-          </w:rPr>
-          <w:t>2:21</w:t>
-        </w:r>
-      </w:hyperlink>
-      <w:r>
-        <w:rPr>
-          <w:lang w:val="ru_RU" w:bidi="ru_RU"/>
-        </w:rPr>
-        <w:t>). В древности для этого использовались кремневые ножи (</w:t>
-      </w:r>
-      <w:hyperlink r:id="rId59">
-        <w:r>
-          <w:rPr>
-            <w:lang w:val="ru_RU" w:bidi="ru_RU"/>
-          </w:rPr>
-          <w:rPr>
-            <w:color w:val="0000EE"/>
-            <w:u w:val="single"/>
-          </w:rPr>
-          <w:t>Исх. 4:25</w:t>
-        </w:r>
-      </w:hyperlink>
+      <w:r>
+        <w:rPr>
+          <w:lang w:val="ru_RU" w:bidi="ru_RU"/>
+        </w:rPr>
+        <w:t>2:21</w:t>
+      </w:r>
+      <w:r>
+        <w:rPr>
+          <w:lang w:val="ru_RU" w:bidi="ru_RU"/>
+        </w:rPr>
+        <w:t>). В древности для этого использовались кремнёвые ножи (</w:t>
+      </w:r>
+      <w:r>
+        <w:rPr>
+          <w:lang w:val="ru_RU" w:bidi="ru_RU"/>
+        </w:rPr>
+        <w:t>Исх. 4:25</w:t>
+      </w:r>
       <w:r>
         <w:rPr>
           <w:lang w:val="ru_RU" w:bidi="ru_RU"/>
         </w:rPr>
         <w:t xml:space="preserve">; </w:t>
       </w:r>
-      <w:hyperlink r:id="rId60">
-        <w:r>
-          <w:rPr>
-            <w:lang w:val="ru_RU" w:bidi="ru_RU"/>
-          </w:rPr>
-          <w:rPr>
-            <w:color w:val="0000EE"/>
-            <w:u w:val="single"/>
-          </w:rPr>
-          <w:t>Иис.Нав. 5:2–3</w:t>
-        </w:r>
-      </w:hyperlink>
+      <w:r>
+        <w:rPr>
+          <w:lang w:val="ru_RU" w:bidi="ru_RU"/>
+        </w:rPr>
+        <w:t>Иис.Нав.5:2–3</w:t>
+      </w:r>
       <w:r>
         <w:rPr>
           <w:lang w:val="ru_RU" w:bidi="ru_RU"/>
@@ -1489,7 +1171,7 @@
         <w:rPr>
           <w:lang w:val="ru_RU" w:bidi="ru_RU"/>
         </w:rPr>
-        <w:t>. Медицинские исследования показали, что вещество, способствующее свертыванию крови, протромбин, на восьмой день жизни ребёнка присутствует в крови в большем количестве, чем в любое другое время жизни.</w:t>
+        <w:t>.</w:t>
       </w:r>
     </w:p>
     <w:p>
@@ -1516,36 +1198,24 @@
         </w:rPr>
         <w:t>Обрезание было связано с Божьими обещания, данными Аврааму и его потомкам (</w:t>
       </w:r>
-      <w:hyperlink r:id="rId61">
-        <w:r>
-          <w:rPr>
-            <w:lang w:val="ru_RU" w:bidi="ru_RU"/>
-          </w:rPr>
-          <w:rPr>
-            <w:color w:val="0000EE"/>
-            <w:u w:val="single"/>
-          </w:rPr>
-          <w:t>Быт. 17:9–12</w:t>
-        </w:r>
-      </w:hyperlink>
+      <w:r>
+        <w:rPr>
+          <w:lang w:val="ru_RU" w:bidi="ru_RU"/>
+        </w:rPr>
+        <w:t>Быт.17:9–12</w:t>
+      </w:r>
       <w:r>
         <w:rPr>
           <w:lang w:val="ru_RU" w:bidi="ru_RU"/>
         </w:rPr>
         <w:t>). Поскольку данный вид операции проводился на половом органе, он был знаком продолжения рода. Проведение обрезания восьмидневному младенцу показывает милостивый характер Божьего обетования потомкам Авраама и указывает на то, что Божий народ нуждался в Божьей очищающей благодати с самого рождения (</w:t>
       </w:r>
-      <w:hyperlink r:id="rId53">
-        <w:r>
-          <w:rPr>
-            <w:lang w:val="ru_RU" w:bidi="ru_RU"/>
-          </w:rPr>
-          <w:rPr>
-            <w:color w:val="0000EE"/>
-            <w:u w:val="single"/>
-          </w:rPr>
-          <w:t>Лев. 12:1–3</w:t>
-        </w:r>
-      </w:hyperlink>
+      <w:r>
+        <w:rPr>
+          <w:lang w:val="ru_RU" w:bidi="ru_RU"/>
+        </w:rPr>
+        <w:t>Лев.12:1–3</w:t>
+      </w:r>
       <w:r>
         <w:rPr>
           <w:lang w:val="ru_RU" w:bidi="ru_RU"/>
@@ -1566,36 +1236,24 @@
         </w:rPr>
         <w:t>Обрезание также было связано с исполнением Божьего обещания относительно наследования земли (</w:t>
       </w:r>
-      <w:hyperlink r:id="rId62">
-        <w:r>
-          <w:rPr>
-            <w:lang w:val="ru_RU" w:bidi="ru_RU"/>
-          </w:rPr>
-          <w:rPr>
-            <w:color w:val="0000EE"/>
-            <w:u w:val="single"/>
-          </w:rPr>
-          <w:t>Быт. 17:8</w:t>
-        </w:r>
-      </w:hyperlink>
+      <w:r>
+        <w:rPr>
+          <w:lang w:val="ru_RU" w:bidi="ru_RU"/>
+        </w:rPr>
+        <w:t>Быт.17:8</w:t>
+      </w:r>
       <w:r>
         <w:rPr>
           <w:lang w:val="ru_RU" w:bidi="ru_RU"/>
         </w:rPr>
         <w:t>). Земля являлась святым владением Бога, и израильтянам нужно было хранить себя в святости, чтобы ею завладеть. Когда Иосиф и его потомки жили в Египте, они продолжали делать обрезание своим сыновьям. После выхода евреев из Египта и из-за великого греха, совершённого израильтянами на горе Синай, израильтяне не могли наносить этот знак завета на своих детей, потому что блуждали по пустыне. Новое поколение не было обрезано, а, следовательно, евреи не могли войти в Обетованную Землю. Поэтому Бог приказал Иисусу Навину обрезать всех израильских мужчин. Послушание народа стало проявлением их доверия к Богу, потому что израильским воинам пришлось лежать неспособными к войне из-за обрезания в то время, как армии врага расположились лагерем вблизи их стана (</w:t>
       </w:r>
-      <w:hyperlink r:id="rId63">
-        <w:r>
-          <w:rPr>
-            <w:lang w:val="ru_RU" w:bidi="ru_RU"/>
-          </w:rPr>
-          <w:rPr>
-            <w:color w:val="0000EE"/>
-            <w:u w:val="single"/>
-          </w:rPr>
-          <w:t>Иис.Нав. 5:2–9</w:t>
-        </w:r>
-      </w:hyperlink>
+      <w:r>
+        <w:rPr>
+          <w:lang w:val="ru_RU" w:bidi="ru_RU"/>
+        </w:rPr>
+        <w:t>Иис.Нав.5:2–9</w:t>
+      </w:r>
       <w:r>
         <w:rPr>
           <w:lang w:val="ru_RU" w:bidi="ru_RU"/>
@@ -1616,36 +1274,24 @@
         </w:rPr>
         <w:t>Уже с самого начала люди, не произошедшие из рода Авраама, могли войти в обетования завета (</w:t>
       </w:r>
-      <w:hyperlink r:id="rId64">
-        <w:r>
-          <w:rPr>
-            <w:lang w:val="ru_RU" w:bidi="ru_RU"/>
-          </w:rPr>
-          <w:rPr>
-            <w:color w:val="0000EE"/>
-            <w:u w:val="single"/>
-          </w:rPr>
-          <w:t>Быт. 17:12–13</w:t>
-        </w:r>
-      </w:hyperlink>
+      <w:r>
+        <w:rPr>
+          <w:lang w:val="ru_RU" w:bidi="ru_RU"/>
+        </w:rPr>
+        <w:t>Быт.17:12–13</w:t>
+      </w:r>
       <w:r>
         <w:rPr>
           <w:lang w:val="ru_RU" w:bidi="ru_RU"/>
         </w:rPr>
         <w:t xml:space="preserve">). </w:t>
       </w:r>
-      <w:hyperlink r:id="rId65">
-        <w:r>
-          <w:rPr>
-            <w:lang w:val="ru_RU" w:bidi="ru_RU"/>
-          </w:rPr>
-          <w:rPr>
-            <w:color w:val="0000EE"/>
-            <w:u w:val="single"/>
-          </w:rPr>
-          <w:t>Исход 12:43–49</w:t>
-        </w:r>
-      </w:hyperlink>
+      <w:r>
+        <w:rPr>
+          <w:lang w:val="ru_RU" w:bidi="ru_RU"/>
+        </w:rPr>
+        <w:t>Исход 12:43–49</w:t>
+      </w:r>
       <w:r>
         <w:rPr>
           <w:lang w:val="ru_RU" w:bidi="ru_RU"/>
@@ -1677,90 +1323,60 @@
         </w:rPr>
         <w:t>Иоанн Креститель был обрезан, Иисус и Павел также были обрезаны (</w:t>
       </w:r>
-      <w:hyperlink r:id="rId55">
-        <w:r>
-          <w:rPr>
-            <w:lang w:val="ru_RU" w:bidi="ru_RU"/>
-          </w:rPr>
-          <w:rPr>
-            <w:color w:val="0000EE"/>
-            <w:u w:val="single"/>
-          </w:rPr>
-          <w:t>Лк. 1:59</w:t>
-        </w:r>
-      </w:hyperlink>
+      <w:r>
+        <w:rPr>
+          <w:lang w:val="ru_RU" w:bidi="ru_RU"/>
+        </w:rPr>
+        <w:t>Лк.1:59</w:t>
+      </w:r>
       <w:r>
         <w:rPr>
           <w:lang w:val="ru_RU" w:bidi="ru_RU"/>
         </w:rPr>
         <w:t xml:space="preserve">; </w:t>
       </w:r>
-      <w:hyperlink r:id="rId56">
-        <w:r>
-          <w:rPr>
-            <w:lang w:val="ru_RU" w:bidi="ru_RU"/>
-          </w:rPr>
-          <w:rPr>
-            <w:color w:val="0000EE"/>
-            <w:u w:val="single"/>
-          </w:rPr>
-          <w:t>2:21</w:t>
-        </w:r>
-      </w:hyperlink>
+      <w:r>
+        <w:rPr>
+          <w:lang w:val="ru_RU" w:bidi="ru_RU"/>
+        </w:rPr>
+        <w:t>2:21</w:t>
+      </w:r>
       <w:r>
         <w:rPr>
           <w:lang w:val="ru_RU" w:bidi="ru_RU"/>
         </w:rPr>
         <w:t xml:space="preserve">; </w:t>
       </w:r>
-      <w:hyperlink r:id="rId57">
-        <w:r>
-          <w:rPr>
-            <w:lang w:val="ru_RU" w:bidi="ru_RU"/>
-          </w:rPr>
-          <w:rPr>
-            <w:color w:val="0000EE"/>
-            <w:u w:val="single"/>
-          </w:rPr>
-          <w:t>Флп. 3:5</w:t>
-        </w:r>
-      </w:hyperlink>
+      <w:r>
+        <w:rPr>
+          <w:lang w:val="ru_RU" w:bidi="ru_RU"/>
+        </w:rPr>
+        <w:t>Флп.3:5</w:t>
+      </w:r>
       <w:r>
         <w:rPr>
           <w:lang w:val="ru_RU" w:bidi="ru_RU"/>
         </w:rPr>
         <w:t>). Иисус признавал значимость обрезания (</w:t>
       </w:r>
-      <w:hyperlink r:id="rId66">
-        <w:r>
-          <w:rPr>
-            <w:lang w:val="ru_RU" w:bidi="ru_RU"/>
-          </w:rPr>
-          <w:rPr>
-            <w:color w:val="0000EE"/>
-            <w:u w:val="single"/>
-          </w:rPr>
-          <w:t>Ин. 7:22–23</w:t>
-        </w:r>
-      </w:hyperlink>
-      <w:r>
-        <w:rPr>
-          <w:lang w:val="ru_RU" w:bidi="ru_RU"/>
-        </w:rPr>
-        <w:t>), противопоставляя его Своему служению исцеления, которое делало человека не только полностью здоровым, но и ритуально "чистым" в духовном отношении. Перед тем, как Стефана побили камнями, он напомнил своим обвинителям о завете обрезания: они, подобно своим предкам, были упрямыми людьми с необрезанным сердцем и ушами, которые всегда противились Святому Духу (</w:t>
-      </w:r>
-      <w:hyperlink r:id="rId51">
-        <w:r>
-          <w:rPr>
-            <w:lang w:val="ru_RU" w:bidi="ru_RU"/>
-          </w:rPr>
-          <w:rPr>
-            <w:color w:val="0000EE"/>
-            <w:u w:val="single"/>
-          </w:rPr>
-          <w:t>Деян. 7:8, 51</w:t>
-        </w:r>
-      </w:hyperlink>
+      <w:r>
+        <w:rPr>
+          <w:lang w:val="ru_RU" w:bidi="ru_RU"/>
+        </w:rPr>
+        <w:t>Ин.7:22–23</w:t>
+      </w:r>
+      <w:r>
+        <w:rPr>
+          <w:lang w:val="ru_RU" w:bidi="ru_RU"/>
+        </w:rPr>
+        <w:t>), противопоставляя его Своему служению исцеления, которое делало человека не только полностью здоровым, но и ритуально «чистым» в духовном отношении. Перед тем, как Стефана побили камнями, он напомнил своим обвинителям о завете обрезания: они, подобно своим предкам, были упрямыми людьми с необрезанным сердцем и ушами, которые всегда противились Святому Духу (</w:t>
+      </w:r>
+      <w:r>
+        <w:rPr>
+          <w:lang w:val="ru_RU" w:bidi="ru_RU"/>
+        </w:rPr>
+        <w:t>Деян.7:8, 51</w:t>
+      </w:r>
       <w:r>
         <w:rPr>
           <w:lang w:val="ru_RU" w:bidi="ru_RU"/>
@@ -1781,36 +1397,24 @@
         </w:rPr>
         <w:t>Некоторое время первые христиане продолжали совершать иудейские обряды, соблюдать обычаи и посещать службы в храме (</w:t>
       </w:r>
-      <w:hyperlink r:id="rId67">
-        <w:r>
-          <w:rPr>
-            <w:lang w:val="ru_RU" w:bidi="ru_RU"/>
-          </w:rPr>
-          <w:rPr>
-            <w:color w:val="0000EE"/>
-            <w:u w:val="single"/>
-          </w:rPr>
-          <w:t>Деян. 3:1</w:t>
-        </w:r>
-      </w:hyperlink>
+      <w:r>
+        <w:rPr>
+          <w:lang w:val="ru_RU" w:bidi="ru_RU"/>
+        </w:rPr>
+        <w:t>Деян.3:1</w:t>
+      </w:r>
       <w:r>
         <w:rPr>
           <w:lang w:val="ru_RU" w:bidi="ru_RU"/>
         </w:rPr>
         <w:t xml:space="preserve">; </w:t>
       </w:r>
-      <w:hyperlink r:id="rId68">
-        <w:r>
-          <w:rPr>
-            <w:lang w:val="ru_RU" w:bidi="ru_RU"/>
-          </w:rPr>
-          <w:rPr>
-            <w:color w:val="0000EE"/>
-            <w:u w:val="single"/>
-          </w:rPr>
-          <w:t>5:21, 42</w:t>
-        </w:r>
-      </w:hyperlink>
+      <w:r>
+        <w:rPr>
+          <w:lang w:val="ru_RU" w:bidi="ru_RU"/>
+        </w:rPr>
+        <w:t>5:21,42</w:t>
+      </w:r>
       <w:r>
         <w:rPr>
           <w:lang w:val="ru_RU" w:bidi="ru_RU"/>
@@ -1829,254 +1433,170 @@
         <w:rPr>
           <w:lang w:val="ru_RU" w:bidi="ru_RU"/>
         </w:rPr>
-        <w:t>Во времена Христа многие евреи неправильно понимали значение обрезания, полагая, что этот физический знак был необходим для спасения и являлся его гарантией. Таким образом, для евреев соблюдение этого постановления стало не только символом религиозных привилегий, но и источником для их национальной гордости (</w:t>
-      </w:r>
-      <w:hyperlink r:id="rId69">
-        <w:r>
-          <w:rPr>
-            <w:lang w:val="ru_RU" w:bidi="ru_RU"/>
-          </w:rPr>
-          <w:rPr>
-            <w:color w:val="0000EE"/>
-            <w:u w:val="single"/>
-          </w:rPr>
-          <w:t>Флп. 3:4–6</w:t>
-        </w:r>
-      </w:hyperlink>
+        <w:t>Во времена Христа некоторые евреи неправильно понимали значение обрезания, полагая, что этот физический знак был необходим для спасения и являлся его гарантией. Таким образом, обряд сделался не просто знамением принадлежности к народу Завета, но для многих — залогом уверенности в своём положении пред Богом (</w:t>
+      </w:r>
+      <w:r>
+        <w:rPr>
+          <w:lang w:val="ru_RU" w:bidi="ru_RU"/>
+        </w:rPr>
+        <w:t>Флп.3:4–6</w:t>
+      </w:r>
       <w:r>
         <w:rPr>
           <w:lang w:val="ru_RU" w:bidi="ru_RU"/>
         </w:rPr>
         <w:t>). Такие евреи связывали обрезание с законом Моисея, а не с обещаниями, данными Аврааму (</w:t>
       </w:r>
-      <w:hyperlink r:id="rId70">
-        <w:r>
-          <w:rPr>
-            <w:lang w:val="ru_RU" w:bidi="ru_RU"/>
-          </w:rPr>
-          <w:rPr>
-            <w:color w:val="0000EE"/>
-            <w:u w:val="single"/>
-          </w:rPr>
-          <w:t>Ин. 7:22</w:t>
-        </w:r>
-      </w:hyperlink>
+      <w:r>
+        <w:rPr>
+          <w:lang w:val="ru_RU" w:bidi="ru_RU"/>
+        </w:rPr>
+        <w:t>Ин.7:22</w:t>
+      </w:r>
       <w:r>
         <w:rPr>
           <w:lang w:val="ru_RU" w:bidi="ru_RU"/>
         </w:rPr>
         <w:t xml:space="preserve">; </w:t>
       </w:r>
-      <w:hyperlink r:id="rId71">
-        <w:r>
-          <w:rPr>
-            <w:lang w:val="ru_RU" w:bidi="ru_RU"/>
-          </w:rPr>
-          <w:rPr>
-            <w:color w:val="0000EE"/>
-            <w:u w:val="single"/>
-          </w:rPr>
-          <w:t>Деян. 15:1</w:t>
-        </w:r>
-      </w:hyperlink>
-      <w:r>
-        <w:rPr>
-          <w:lang w:val="ru_RU" w:bidi="ru_RU"/>
-        </w:rPr>
-        <w:t>). Поскольку греки и римляне не совершали обрезание, евреев стали называть "обрезанными" (</w:t>
-      </w:r>
-      <w:hyperlink r:id="rId72">
-        <w:r>
-          <w:rPr>
-            <w:lang w:val="ru_RU" w:bidi="ru_RU"/>
-          </w:rPr>
-          <w:rPr>
-            <w:color w:val="0000EE"/>
-            <w:u w:val="single"/>
-          </w:rPr>
-          <w:t>Деян. 10:45</w:t>
-        </w:r>
-      </w:hyperlink>
+      <w:r>
+        <w:rPr>
+          <w:lang w:val="ru_RU" w:bidi="ru_RU"/>
+        </w:rPr>
+        <w:t>Деян.15:1</w:t>
+      </w:r>
+      <w:r>
+        <w:rPr>
+          <w:lang w:val="ru_RU" w:bidi="ru_RU"/>
+        </w:rPr>
+        <w:t>). Поскольку греки и римляне не совершали обрезание, евреев стали называть «обрезанными» (</w:t>
+      </w:r>
+      <w:r>
+        <w:rPr>
+          <w:lang w:val="ru_RU" w:bidi="ru_RU"/>
+        </w:rPr>
+        <w:t>Деян.10:45</w:t>
+      </w:r>
       <w:r>
         <w:rPr>
           <w:lang w:val="ru_RU" w:bidi="ru_RU"/>
         </w:rPr>
         <w:t xml:space="preserve">; </w:t>
       </w:r>
-      <w:hyperlink r:id="rId73">
-        <w:r>
-          <w:rPr>
-            <w:lang w:val="ru_RU" w:bidi="ru_RU"/>
-          </w:rPr>
-          <w:rPr>
-            <w:color w:val="0000EE"/>
-            <w:u w:val="single"/>
-          </w:rPr>
-          <w:t>11:2</w:t>
-        </w:r>
-      </w:hyperlink>
+      <w:r>
+        <w:rPr>
+          <w:lang w:val="ru_RU" w:bidi="ru_RU"/>
+        </w:rPr>
+        <w:t>11:2</w:t>
+      </w:r>
       <w:r>
         <w:rPr>
           <w:lang w:val="ru_RU" w:bidi="ru_RU"/>
         </w:rPr>
         <w:t xml:space="preserve">; </w:t>
       </w:r>
-      <w:hyperlink r:id="rId74">
-        <w:r>
-          <w:rPr>
-            <w:lang w:val="ru_RU" w:bidi="ru_RU"/>
-          </w:rPr>
-          <w:rPr>
-            <w:color w:val="0000EE"/>
-            <w:u w:val="single"/>
-          </w:rPr>
-          <w:t>Рим. 15:8</w:t>
-        </w:r>
-      </w:hyperlink>
+      <w:r>
+        <w:rPr>
+          <w:lang w:val="ru_RU" w:bidi="ru_RU"/>
+        </w:rPr>
+        <w:t>Рим.15:8</w:t>
+      </w:r>
       <w:r>
         <w:rPr>
           <w:lang w:val="ru_RU" w:bidi="ru_RU"/>
         </w:rPr>
         <w:t xml:space="preserve">; </w:t>
       </w:r>
-      <w:hyperlink r:id="rId75">
-        <w:r>
-          <w:rPr>
-            <w:lang w:val="ru_RU" w:bidi="ru_RU"/>
-          </w:rPr>
-          <w:rPr>
-            <w:color w:val="0000EE"/>
-            <w:u w:val="single"/>
-          </w:rPr>
-          <w:t>Гал. 2:7–9</w:t>
-        </w:r>
-      </w:hyperlink>
+      <w:r>
+        <w:rPr>
+          <w:lang w:val="ru_RU" w:bidi="ru_RU"/>
+        </w:rPr>
+        <w:t>Гал.2:7–9</w:t>
+      </w:r>
       <w:r>
         <w:rPr>
           <w:lang w:val="ru_RU" w:bidi="ru_RU"/>
         </w:rPr>
         <w:t xml:space="preserve">; </w:t>
       </w:r>
-      <w:hyperlink r:id="rId76">
-        <w:r>
-          <w:rPr>
-            <w:lang w:val="ru_RU" w:bidi="ru_RU"/>
-          </w:rPr>
-          <w:rPr>
-            <w:color w:val="0000EE"/>
-            <w:u w:val="single"/>
-          </w:rPr>
-          <w:t>Еф. 2:11</w:t>
-        </w:r>
-      </w:hyperlink>
+      <w:r>
+        <w:rPr>
+          <w:lang w:val="ru_RU" w:bidi="ru_RU"/>
+        </w:rPr>
+        <w:t>Еф.2:11</w:t>
+      </w:r>
       <w:r>
         <w:rPr>
           <w:lang w:val="ru_RU" w:bidi="ru_RU"/>
         </w:rPr>
         <w:t xml:space="preserve">; </w:t>
       </w:r>
-      <w:hyperlink r:id="rId77">
-        <w:r>
-          <w:rPr>
-            <w:lang w:val="ru_RU" w:bidi="ru_RU"/>
-          </w:rPr>
-          <w:rPr>
-            <w:color w:val="0000EE"/>
-            <w:u w:val="single"/>
-          </w:rPr>
-          <w:t>Тит. 1:10</w:t>
-        </w:r>
-      </w:hyperlink>
-      <w:r>
-        <w:rPr>
-          <w:lang w:val="ru_RU" w:bidi="ru_RU"/>
-        </w:rPr>
-        <w:t>), а язычников - "необрезанными" (</w:t>
-      </w:r>
-      <w:hyperlink r:id="rId78">
-        <w:r>
-          <w:rPr>
-            <w:lang w:val="ru_RU" w:bidi="ru_RU"/>
-          </w:rPr>
-          <w:rPr>
-            <w:color w:val="0000EE"/>
-            <w:u w:val="single"/>
-          </w:rPr>
-          <w:t>Гал. 2:7</w:t>
-        </w:r>
-      </w:hyperlink>
+      <w:r>
+        <w:rPr>
+          <w:lang w:val="ru_RU" w:bidi="ru_RU"/>
+        </w:rPr>
+        <w:t>Тит.1:10</w:t>
+      </w:r>
+      <w:r>
+        <w:rPr>
+          <w:lang w:val="ru_RU" w:bidi="ru_RU"/>
+        </w:rPr>
+        <w:t>), а язычников — «необрезанными» (</w:t>
+      </w:r>
+      <w:r>
+        <w:rPr>
+          <w:lang w:val="ru_RU" w:bidi="ru_RU"/>
+        </w:rPr>
+        <w:t>Гал.2:7</w:t>
+      </w:r>
       <w:r>
         <w:rPr>
           <w:lang w:val="ru_RU" w:bidi="ru_RU"/>
         </w:rPr>
         <w:t xml:space="preserve">; </w:t>
       </w:r>
-      <w:hyperlink r:id="rId76">
-        <w:r>
-          <w:rPr>
-            <w:lang w:val="ru_RU" w:bidi="ru_RU"/>
-          </w:rPr>
-          <w:rPr>
-            <w:color w:val="0000EE"/>
-            <w:u w:val="single"/>
-          </w:rPr>
-          <w:t>Еф. 2:11</w:t>
-        </w:r>
-      </w:hyperlink>
+      <w:r>
+        <w:rPr>
+          <w:lang w:val="ru_RU" w:bidi="ru_RU"/>
+        </w:rPr>
+        <w:t>Еф.2:11</w:t>
+      </w:r>
       <w:r>
         <w:rPr>
           <w:lang w:val="ru_RU" w:bidi="ru_RU"/>
         </w:rPr>
         <w:t>) в соответствии с ветхозаветной традицией (</w:t>
       </w:r>
-      <w:hyperlink r:id="rId79">
-        <w:r>
-          <w:rPr>
-            <w:lang w:val="ru_RU" w:bidi="ru_RU"/>
-          </w:rPr>
-          <w:rPr>
-            <w:color w:val="0000EE"/>
-            <w:u w:val="single"/>
-          </w:rPr>
-          <w:t>Иез. 28:10</w:t>
-        </w:r>
-      </w:hyperlink>
+      <w:r>
+        <w:rPr>
+          <w:lang w:val="ru_RU" w:bidi="ru_RU"/>
+        </w:rPr>
+        <w:t>Иез.28:10</w:t>
+      </w:r>
       <w:r>
         <w:rPr>
           <w:lang w:val="ru_RU" w:bidi="ru_RU"/>
         </w:rPr>
         <w:t xml:space="preserve">; </w:t>
       </w:r>
-      <w:hyperlink r:id="rId80">
-        <w:r>
-          <w:rPr>
-            <w:lang w:val="ru_RU" w:bidi="ru_RU"/>
-          </w:rPr>
-          <w:rPr>
-            <w:color w:val="0000EE"/>
-            <w:u w:val="single"/>
-          </w:rPr>
-          <w:t>31:18</w:t>
-        </w:r>
-      </w:hyperlink>
+      <w:r>
+        <w:rPr>
+          <w:lang w:val="ru_RU" w:bidi="ru_RU"/>
+        </w:rPr>
+        <w:t>31:18</w:t>
+      </w:r>
       <w:r>
         <w:rPr>
           <w:lang w:val="ru_RU" w:bidi="ru_RU"/>
         </w:rPr>
         <w:t xml:space="preserve">; </w:t>
       </w:r>
-      <w:hyperlink r:id="rId81">
-        <w:r>
-          <w:rPr>
-            <w:lang w:val="ru_RU" w:bidi="ru_RU"/>
-          </w:rPr>
-          <w:rPr>
-            <w:color w:val="0000EE"/>
-            <w:u w:val="single"/>
-          </w:rPr>
-          <w:t>32:19–32</w:t>
-        </w:r>
-      </w:hyperlink>
+      <w:r>
+        <w:rPr>
+          <w:lang w:val="ru_RU" w:bidi="ru_RU"/>
+        </w:rPr>
+        <w:t>32:19–32</w:t>
+      </w:r>
       <w:r>
         <w:rPr>
           <w:lang w:val="ru_RU" w:bidi="ru_RU"/>
@@ -2097,90 +1617,60 @@
         </w:rPr>
         <w:t>Во время своего прихода в Кесарию верующие евреи были изумлены, узнав, что необрезанные язычники получили очищающий дар Святого Духа (</w:t>
       </w:r>
-      <w:hyperlink r:id="rId82">
-        <w:r>
-          <w:rPr>
-            <w:lang w:val="ru_RU" w:bidi="ru_RU"/>
-          </w:rPr>
-          <w:rPr>
-            <w:color w:val="0000EE"/>
-            <w:u w:val="single"/>
-          </w:rPr>
-          <w:t>Деян. 10:44–48</w:t>
-        </w:r>
-      </w:hyperlink>
+      <w:r>
+        <w:rPr>
+          <w:lang w:val="ru_RU" w:bidi="ru_RU"/>
+        </w:rPr>
+        <w:t>Деян.10:44–48</w:t>
+      </w:r>
       <w:r>
         <w:rPr>
           <w:lang w:val="ru_RU" w:bidi="ru_RU"/>
         </w:rPr>
         <w:t>). Моисей обещал, что Бог обрежет сердца Своего народа, чтобы они любили Господа всем сердцем и душой (</w:t>
       </w:r>
-      <w:hyperlink r:id="rId83">
-        <w:r>
-          <w:rPr>
-            <w:lang w:val="ru_RU" w:bidi="ru_RU"/>
-          </w:rPr>
-          <w:rPr>
-            <w:color w:val="0000EE"/>
-            <w:u w:val="single"/>
-          </w:rPr>
-          <w:t>Втор. 30:6</w:t>
-        </w:r>
-      </w:hyperlink>
+      <w:r>
+        <w:rPr>
+          <w:lang w:val="ru_RU" w:bidi="ru_RU"/>
+        </w:rPr>
+        <w:t>Втор.30:6</w:t>
+      </w:r>
       <w:r>
         <w:rPr>
           <w:lang w:val="ru_RU" w:bidi="ru_RU"/>
         </w:rPr>
         <w:t>). Иезекииль пророчествовал, что Господь окропит Свой народ чистой водой, даст ему новое сердце и вложит в него Свой Дух (</w:t>
       </w:r>
-      <w:hyperlink r:id="rId84">
-        <w:r>
-          <w:rPr>
-            <w:lang w:val="ru_RU" w:bidi="ru_RU"/>
-          </w:rPr>
-          <w:rPr>
-            <w:color w:val="0000EE"/>
-            <w:u w:val="single"/>
-          </w:rPr>
-          <w:t>Иез. 36:25–27</w:t>
-        </w:r>
-      </w:hyperlink>
+      <w:r>
+        <w:rPr>
+          <w:lang w:val="ru_RU" w:bidi="ru_RU"/>
+        </w:rPr>
+        <w:t>Иез.36:25–27</w:t>
+      </w:r>
       <w:r>
         <w:rPr>
           <w:lang w:val="ru_RU" w:bidi="ru_RU"/>
         </w:rPr>
         <w:t>). Когда верующие евреи стали свидетелями исполнения пророчества о том, что Бог изольёт Свой Дух на всякую плоть (</w:t>
       </w:r>
-      <w:hyperlink r:id="rId85">
-        <w:r>
-          <w:rPr>
-            <w:lang w:val="ru_RU" w:bidi="ru_RU"/>
-          </w:rPr>
-          <w:rPr>
-            <w:color w:val="0000EE"/>
-            <w:u w:val="single"/>
-          </w:rPr>
-          <w:t>Иоил. 2:28</w:t>
-        </w:r>
-      </w:hyperlink>
+      <w:r>
+        <w:rPr>
+          <w:lang w:val="ru_RU" w:bidi="ru_RU"/>
+        </w:rPr>
+        <w:t>Иоил.2:28</w:t>
+      </w:r>
       <w:r>
         <w:rPr>
           <w:lang w:val="ru_RU" w:bidi="ru_RU"/>
         </w:rPr>
         <w:t xml:space="preserve">; </w:t>
       </w:r>
-      <w:hyperlink r:id="rId86">
-        <w:r>
-          <w:rPr>
-            <w:lang w:val="ru_RU" w:bidi="ru_RU"/>
-          </w:rPr>
-          <w:rPr>
-            <w:color w:val="0000EE"/>
-            <w:u w:val="single"/>
-          </w:rPr>
-          <w:t>Деян. 2:17</w:t>
-        </w:r>
-      </w:hyperlink>
+      <w:r>
+        <w:rPr>
+          <w:lang w:val="ru_RU" w:bidi="ru_RU"/>
+        </w:rPr>
+        <w:t>Деян.2:17</w:t>
+      </w:r>
       <w:r>
         <w:rPr>
           <w:lang w:val="ru_RU" w:bidi="ru_RU"/>
@@ -2199,20 +1689,14 @@
         <w:rPr>
           <w:lang w:val="ru_RU" w:bidi="ru_RU"/>
         </w:rPr>
-        <w:t>Однако не все верующие евреи были готовы сразу принять язычников в церковь. Когда Пётр вернулся в Иерусалим после посещения Кесарии, "обрезанные" стали его упрекать. Тогда Пётр рассказал им о том, как Дух Святой сошёл на язычников, и заявил, что он не может препятствовать Богу. После этого верующие иудеи успокоились и прославили Бога за то, что Он дал язычникам покаяние в жизнь. (</w:t>
-      </w:r>
-      <w:hyperlink r:id="rId87">
-        <w:r>
-          <w:rPr>
-            <w:lang w:val="ru_RU" w:bidi="ru_RU"/>
-          </w:rPr>
-          <w:rPr>
-            <w:color w:val="0000EE"/>
-            <w:u w:val="single"/>
-          </w:rPr>
-          <w:t>Деян. 11:1–3, 15:8</w:t>
-        </w:r>
-      </w:hyperlink>
+        <w:t>Однако не все верующие евреи были готовы сразу принять язычников в церковь. Когда Пётр вернулся в Иерусалим после посещения Кесарии, «обрезанные» стали его упрекать. Тогда Пётр рассказал им о том, как Дух Святой сошёл на язычников, и заявил, что он не может препятствовать Богу. После этого верующие иудеи успокоились и прославили Бога за то, что Он дал язычникам покаяние в жизнь. (</w:t>
+      </w:r>
+      <w:r>
+        <w:rPr>
+          <w:lang w:val="ru_RU" w:bidi="ru_RU"/>
+        </w:rPr>
+        <w:t>Деян.11:1–3,15:8</w:t>
+      </w:r>
       <w:r>
         <w:rPr>
           <w:lang w:val="ru_RU" w:bidi="ru_RU"/>
@@ -2231,92 +1715,62 @@
         <w:rPr>
           <w:lang w:val="ru_RU" w:bidi="ru_RU"/>
         </w:rPr>
-        <w:t>Некоторые "иудействующие" из фарисейской ереси учили христиан в Антиохии, что обрезание было необходимым условием для спасения (</w:t>
-      </w:r>
-      <w:hyperlink r:id="rId71">
-        <w:r>
-          <w:rPr>
-            <w:lang w:val="ru_RU" w:bidi="ru_RU"/>
-          </w:rPr>
-          <w:rPr>
-            <w:color w:val="0000EE"/>
-            <w:u w:val="single"/>
-          </w:rPr>
-          <w:t>Деян. 15:1, 5</w:t>
-        </w:r>
-      </w:hyperlink>
+        <w:t>Некоторые «иудействующие» из фарисейской ереси учили христиан в Антиохии, что обрезание было необходимым условием для спасения (</w:t>
+      </w:r>
+      <w:r>
+        <w:rPr>
+          <w:lang w:val="ru_RU" w:bidi="ru_RU"/>
+        </w:rPr>
+        <w:t>Деян.15:1, 5</w:t>
+      </w:r>
       <w:r>
         <w:rPr>
           <w:lang w:val="ru_RU" w:bidi="ru_RU"/>
         </w:rPr>
         <w:t xml:space="preserve">). После разногласия, возникшего между Павлом, Варнавой и теми людьми, апостолы отправились в Иерусалим, чтобы посоветоваться с другими апостолами и пресвитерами (ст. </w:t>
       </w:r>
-      <w:hyperlink r:id="rId88">
-        <w:r>
-          <w:rPr>
-            <w:lang w:val="ru_RU" w:bidi="ru_RU"/>
-          </w:rPr>
-          <w:rPr>
-            <w:color w:val="0000EE"/>
-            <w:u w:val="single"/>
-          </w:rPr>
-          <w:t>2</w:t>
-        </w:r>
-      </w:hyperlink>
-      <w:r>
-        <w:rPr>
-          <w:lang w:val="ru_RU" w:bidi="ru_RU"/>
-        </w:rPr>
-        <w:t xml:space="preserve">). Пётр сказал, что Бог дал Духа язычникам и "верою очистил их сердца", утверждая, что "мы веруем, что благодатию Господа Иисуса спасёмся, как и они" (стихи </w:t>
-      </w:r>
-      <w:hyperlink r:id="rId89">
-        <w:r>
-          <w:rPr>
-            <w:lang w:val="ru_RU" w:bidi="ru_RU"/>
-          </w:rPr>
-          <w:rPr>
-            <w:color w:val="0000EE"/>
-            <w:u w:val="single"/>
-          </w:rPr>
-          <w:t>8–9</w:t>
-        </w:r>
-      </w:hyperlink>
+      <w:r>
+        <w:rPr>
+          <w:lang w:val="ru_RU" w:bidi="ru_RU"/>
+        </w:rPr>
+        <w:t>2</w:t>
+      </w:r>
+      <w:r>
+        <w:rPr>
+          <w:lang w:val="ru_RU" w:bidi="ru_RU"/>
+        </w:rPr>
+        <w:t xml:space="preserve">). Пётр сказал, что Бог дал Духа язычникам и «верою очистил их сердца», утверждая, что «мы веруем, что благодатию Господа Иисуса спасёмся, как и они» (стихи </w:t>
+      </w:r>
+      <w:r>
+        <w:rPr>
+          <w:lang w:val="ru_RU" w:bidi="ru_RU"/>
+        </w:rPr>
+        <w:t>8–9</w:t>
+      </w:r>
       <w:r>
         <w:rPr>
           <w:lang w:val="ru_RU" w:bidi="ru_RU"/>
         </w:rPr>
         <w:t xml:space="preserve">, </w:t>
       </w:r>
-      <w:hyperlink r:id="rId90">
-        <w:r>
-          <w:rPr>
-            <w:lang w:val="ru_RU" w:bidi="ru_RU"/>
-          </w:rPr>
-          <w:rPr>
-            <w:color w:val="0000EE"/>
-            <w:u w:val="single"/>
-          </w:rPr>
-          <w:t>11</w:t>
-        </w:r>
-      </w:hyperlink>
+      <w:r>
+        <w:rPr>
+          <w:lang w:val="ru_RU" w:bidi="ru_RU"/>
+        </w:rPr>
+        <w:t>11</w:t>
+      </w:r>
       <w:r>
         <w:rPr>
           <w:lang w:val="ru_RU" w:bidi="ru_RU"/>
         </w:rPr>
         <w:t xml:space="preserve">). Поэтому Иаков и другие иерусалимские начальники согласились с тем, что от язычников не следует требовать обрезания (ст. </w:t>
       </w:r>
-      <w:hyperlink r:id="rId91">
-        <w:r>
-          <w:rPr>
-            <w:lang w:val="ru_RU" w:bidi="ru_RU"/>
-          </w:rPr>
-          <w:rPr>
-            <w:color w:val="0000EE"/>
-            <w:u w:val="single"/>
-          </w:rPr>
-          <w:t>13–21</w:t>
-        </w:r>
-      </w:hyperlink>
+      <w:r>
+        <w:rPr>
+          <w:lang w:val="ru_RU" w:bidi="ru_RU"/>
+        </w:rPr>
+        <w:t>13–21</w:t>
+      </w:r>
       <w:r>
         <w:rPr>
           <w:lang w:val="ru_RU" w:bidi="ru_RU"/>
@@ -2335,92 +1789,62 @@
         <w:rPr>
           <w:lang w:val="ru_RU" w:bidi="ru_RU"/>
         </w:rPr>
-        <w:t>Было решено, что Пётр, Иаков и Иоанн будут проповедовать Евангелие "обрезанным", а Павел и Варнава будут проповедовать "необрезанным" (</w:t>
-      </w:r>
-      <w:hyperlink r:id="rId75">
-        <w:r>
-          <w:rPr>
-            <w:lang w:val="ru_RU" w:bidi="ru_RU"/>
-          </w:rPr>
-          <w:rPr>
-            <w:color w:val="0000EE"/>
-            <w:u w:val="single"/>
-          </w:rPr>
-          <w:t>Гал. 2:7–9</w:t>
-        </w:r>
-      </w:hyperlink>
-      <w:r>
-        <w:rPr>
-          <w:lang w:val="ru_RU" w:bidi="ru_RU"/>
-        </w:rPr>
-        <w:t>). Павел обрезал Тимофея ради проповеди Евангелия, чтобы "сделаться всем для всех" и чтобы не было преткновения из-за соблюдения маловажных в духовном отношении обычаев (</w:t>
-      </w:r>
-      <w:hyperlink r:id="rId92">
-        <w:r>
-          <w:rPr>
-            <w:lang w:val="ru_RU" w:bidi="ru_RU"/>
-          </w:rPr>
-          <w:rPr>
-            <w:color w:val="0000EE"/>
-            <w:u w:val="single"/>
-          </w:rPr>
-          <w:t>1Кор. 9:19–23</w:t>
-        </w:r>
-      </w:hyperlink>
+        <w:t>Было решено, что Пётр, Иаков и Иоанн будут проповедовать Евангелие «обрезанным», а Павел и Варнава будут проповедовать «необрезанным» (</w:t>
+      </w:r>
+      <w:r>
+        <w:rPr>
+          <w:lang w:val="ru_RU" w:bidi="ru_RU"/>
+        </w:rPr>
+        <w:t>Гал.2:7–9</w:t>
+      </w:r>
+      <w:r>
+        <w:rPr>
+          <w:lang w:val="ru_RU" w:bidi="ru_RU"/>
+        </w:rPr>
+        <w:t>). Павел обрезал Тимофея ради проповеди Евангелия, чтобы «сделаться всем для всех» и чтобы не было преткновения из-за соблюдения маловажных в духовном отношении обычаев (</w:t>
+      </w:r>
+      <w:r>
+        <w:rPr>
+          <w:lang w:val="ru_RU" w:bidi="ru_RU"/>
+        </w:rPr>
+        <w:t>1Кор.9:19–23</w:t>
+      </w:r>
       <w:r>
         <w:rPr>
           <w:lang w:val="ru_RU" w:bidi="ru_RU"/>
         </w:rPr>
         <w:t>). Евреи приняли Тимофея как своего, потому что его мать была еврейкой (</w:t>
       </w:r>
-      <w:hyperlink r:id="rId93">
-        <w:r>
-          <w:rPr>
-            <w:lang w:val="ru_RU" w:bidi="ru_RU"/>
-          </w:rPr>
-          <w:rPr>
-            <w:color w:val="0000EE"/>
-            <w:u w:val="single"/>
-          </w:rPr>
-          <w:t>Деян. 16:1–2</w:t>
-        </w:r>
-      </w:hyperlink>
+      <w:r>
+        <w:rPr>
+          <w:lang w:val="ru_RU" w:bidi="ru_RU"/>
+        </w:rPr>
+        <w:t>Деян.16:1–2</w:t>
+      </w:r>
       <w:r>
         <w:rPr>
           <w:lang w:val="ru_RU" w:bidi="ru_RU"/>
         </w:rPr>
         <w:t>). Но Павел отказался сделать обрезание Титу, поскольку Тит был язычником (</w:t>
       </w:r>
-      <w:hyperlink r:id="rId94">
-        <w:r>
-          <w:rPr>
-            <w:lang w:val="ru_RU" w:bidi="ru_RU"/>
-          </w:rPr>
-          <w:rPr>
-            <w:color w:val="0000EE"/>
-            <w:u w:val="single"/>
-          </w:rPr>
-          <w:t>Гал. 2:3</w:t>
-        </w:r>
-      </w:hyperlink>
+      <w:r>
+        <w:rPr>
+          <w:lang w:val="ru_RU" w:bidi="ru_RU"/>
+        </w:rPr>
+        <w:t>Гал.2:3</w:t>
+      </w:r>
       <w:r>
         <w:rPr>
           <w:lang w:val="ru_RU" w:bidi="ru_RU"/>
         </w:rPr>
         <w:t>). Павел, по-видимому, разрешал верующим евреям обрезывать их сыновей (</w:t>
       </w:r>
-      <w:hyperlink r:id="rId95">
-        <w:r>
-          <w:rPr>
-            <w:lang w:val="ru_RU" w:bidi="ru_RU"/>
-          </w:rPr>
-          <w:rPr>
-            <w:color w:val="0000EE"/>
-            <w:u w:val="single"/>
-          </w:rPr>
-          <w:t>Деян. 21:21</w:t>
-        </w:r>
-      </w:hyperlink>
+      <w:r>
+        <w:rPr>
+          <w:lang w:val="ru_RU" w:bidi="ru_RU"/>
+        </w:rPr>
+        <w:t>Деян.21:21</w:t>
+      </w:r>
       <w:r>
         <w:rPr>
           <w:lang w:val="ru_RU" w:bidi="ru_RU"/>
@@ -2439,92 +1863,62 @@
         <w:rPr>
           <w:lang w:val="ru_RU" w:bidi="ru_RU"/>
         </w:rPr>
-        <w:t>Ещё апостол обличал тех, кто требовал от христиан Галатии обрезываться и соблюдать закон, при этом эти люди сами его нарушали и хотели хвалиться плотью галатийский верующих (их обрезанием), чтобы избежать гонений за крест Христов (</w:t>
-      </w:r>
-      <w:hyperlink r:id="rId96">
-        <w:r>
-          <w:rPr>
-            <w:lang w:val="ru_RU" w:bidi="ru_RU"/>
-          </w:rPr>
-          <w:rPr>
-            <w:color w:val="0000EE"/>
-            <w:u w:val="single"/>
-          </w:rPr>
-          <w:t>Гал. 6:12–13</w:t>
-        </w:r>
-      </w:hyperlink>
-      <w:r>
-        <w:rPr>
-          <w:lang w:val="ru_RU" w:bidi="ru_RU"/>
-        </w:rPr>
-        <w:t>) - гонений, которые Павел был готов терпеливо переносить (</w:t>
-      </w:r>
-      <w:hyperlink r:id="rId97">
-        <w:r>
-          <w:rPr>
-            <w:lang w:val="ru_RU" w:bidi="ru_RU"/>
-          </w:rPr>
-          <w:rPr>
-            <w:color w:val="0000EE"/>
-            <w:u w:val="single"/>
-          </w:rPr>
-          <w:t>5:11</w:t>
-        </w:r>
-      </w:hyperlink>
+        <w:t>Ещё апостол обличал тех, кто требовал от христиан Галатии обрезываться и соблюдать закон, при этом эти люди сами его нарушали и хотели хвалиться плотью галатийских верующих (их обрезанием), чтобы избежать гонений за крест Христов (</w:t>
+      </w:r>
+      <w:r>
+        <w:rPr>
+          <w:lang w:val="ru_RU" w:bidi="ru_RU"/>
+        </w:rPr>
+        <w:t>Гал. 6:12–13</w:t>
+      </w:r>
+      <w:r>
+        <w:rPr>
+          <w:lang w:val="ru_RU" w:bidi="ru_RU"/>
+        </w:rPr>
+        <w:t>) — гонений, которые Павел был готов терпеливо переносить (</w:t>
+      </w:r>
+      <w:r>
+        <w:rPr>
+          <w:lang w:val="ru_RU" w:bidi="ru_RU"/>
+        </w:rPr>
+        <w:t>5:11</w:t>
+      </w:r>
       <w:r>
         <w:rPr>
           <w:lang w:val="ru_RU" w:bidi="ru_RU"/>
         </w:rPr>
         <w:t xml:space="preserve">). А на заявление фарисеев о том, что спасение можно заслужить соблюдением закона, Павел ответил, что те, кто принял обрезание, должны соблюдать также все остальные иудейские законы (ст. </w:t>
       </w:r>
-      <w:hyperlink r:id="rId98">
-        <w:r>
-          <w:rPr>
-            <w:lang w:val="ru_RU" w:bidi="ru_RU"/>
-          </w:rPr>
-          <w:rPr>
-            <w:color w:val="0000EE"/>
-            <w:u w:val="single"/>
-          </w:rPr>
-          <w:t>2–3</w:t>
-        </w:r>
-      </w:hyperlink>
-      <w:r>
-        <w:rPr>
-          <w:lang w:val="ru_RU" w:bidi="ru_RU"/>
-        </w:rPr>
-        <w:t xml:space="preserve">). Однако в этом случае от Христа не будет "никакой пользы" для тех, кто "оправдывает себя законом", так как желание оправдать себя делами говорит о том, что верующие Галатии "остались без Христа", "отпали от благодати" (ст. </w:t>
-      </w:r>
-      <w:hyperlink r:id="rId99">
-        <w:r>
-          <w:rPr>
-            <w:lang w:val="ru_RU" w:bidi="ru_RU"/>
-          </w:rPr>
-          <w:rPr>
-            <w:color w:val="0000EE"/>
-            <w:u w:val="single"/>
-          </w:rPr>
-          <w:t>2–4</w:t>
-        </w:r>
-      </w:hyperlink>
-      <w:r>
-        <w:rPr>
-          <w:lang w:val="ru_RU" w:bidi="ru_RU"/>
-        </w:rPr>
-        <w:t>). У таких христиан непременно возникнет искушение обратиться к "иному благовествованию". (</w:t>
-      </w:r>
-      <w:hyperlink r:id="rId100">
-        <w:r>
-          <w:rPr>
-            <w:lang w:val="ru_RU" w:bidi="ru_RU"/>
-          </w:rPr>
-          <w:rPr>
-            <w:color w:val="0000EE"/>
-            <w:u w:val="single"/>
-          </w:rPr>
-          <w:t>1:6–7</w:t>
-        </w:r>
-      </w:hyperlink>
+      <w:r>
+        <w:rPr>
+          <w:lang w:val="ru_RU" w:bidi="ru_RU"/>
+        </w:rPr>
+        <w:t>2–3</w:t>
+      </w:r>
+      <w:r>
+        <w:rPr>
+          <w:lang w:val="ru_RU" w:bidi="ru_RU"/>
+        </w:rPr>
+        <w:t xml:space="preserve">). Однако в этом случае от Христа не будет «никакой пользы» для тех, кто «оправдывает себя законом», так как желание оправдать себя делами говорит о том, что верующие Галатии «остались без Христа», «отпали от благодати» (ст. </w:t>
+      </w:r>
+      <w:r>
+        <w:rPr>
+          <w:lang w:val="ru_RU" w:bidi="ru_RU"/>
+        </w:rPr>
+        <w:t>2–4</w:t>
+      </w:r>
+      <w:r>
+        <w:rPr>
+          <w:lang w:val="ru_RU" w:bidi="ru_RU"/>
+        </w:rPr>
+        <w:t>). У таких христиан непременно возникнет искушение обратиться к «иному благовествованию» (</w:t>
+      </w:r>
+      <w:r>
+        <w:rPr>
+          <w:lang w:val="ru_RU" w:bidi="ru_RU"/>
+        </w:rPr>
+        <w:t>1:6–7</w:t>
+      </w:r>
       <w:r>
         <w:rPr>
           <w:lang w:val="ru_RU" w:bidi="ru_RU"/>
@@ -2543,38 +1937,26 @@
         <w:rPr>
           <w:lang w:val="ru_RU" w:bidi="ru_RU"/>
         </w:rPr>
-        <w:t>Павел желал, чтобы те, кто вводит верующих в Галатии в заблуждение, "были удалены" от них из-за серьезной угрозы, которую придерживающие иудаизма христиане представляли для доброй вести о свободе и благодати (</w:t>
-      </w:r>
-      <w:hyperlink r:id="rId101">
-        <w:r>
-          <w:rPr>
-            <w:lang w:val="ru_RU" w:bidi="ru_RU"/>
-          </w:rPr>
-          <w:rPr>
-            <w:color w:val="0000EE"/>
-            <w:u w:val="single"/>
-          </w:rPr>
-          <w:t>Гал. 5:12</w:t>
-        </w:r>
-      </w:hyperlink>
-      <w:r>
-        <w:rPr>
-          <w:lang w:val="ru_RU" w:bidi="ru_RU"/>
-        </w:rPr>
-        <w:t>). Он назвал законников "псами" и "злыми делателями" ("членовредителями" НРП), утверждая, что христиане стали "истинным обрезанием", потому что служат Богу духом, хвалятся Христом Иисусом и не полагаются на человеческие дела, чтобы заслужить спасение (</w:t>
-      </w:r>
-      <w:hyperlink r:id="rId102">
-        <w:r>
-          <w:rPr>
-            <w:lang w:val="ru_RU" w:bidi="ru_RU"/>
-          </w:rPr>
-          <w:rPr>
-            <w:color w:val="0000EE"/>
-            <w:u w:val="single"/>
-          </w:rPr>
-          <w:t>Флп. 3:2–3</w:t>
-        </w:r>
-      </w:hyperlink>
+        <w:t>Павел желал, чтобы те, кто вводит верующих в Галатии в заблуждение, «были удалены» от них из-за серьёзной угрозы, которую придерживающие иудаизма христиане представляли для доброй вести о свободе и благодати (</w:t>
+      </w:r>
+      <w:r>
+        <w:rPr>
+          <w:lang w:val="ru_RU" w:bidi="ru_RU"/>
+        </w:rPr>
+        <w:t>Гал.5:12</w:t>
+      </w:r>
+      <w:r>
+        <w:rPr>
+          <w:lang w:val="ru_RU" w:bidi="ru_RU"/>
+        </w:rPr>
+        <w:t>). Он назвал законников «псами» и «злыми делателями» («членовредителями» НРП), утверждая, что христиане стали «истинным обрезанием», потому что служат Богу духом, хвалятся Христом Иисусом и не полагаются на человеческие дела, чтобы заслужить спасение (</w:t>
+      </w:r>
+      <w:r>
+        <w:rPr>
+          <w:lang w:val="ru_RU" w:bidi="ru_RU"/>
+        </w:rPr>
+        <w:t>Флп.3:2–3</w:t>
+      </w:r>
       <w:r>
         <w:rPr>
           <w:lang w:val="ru_RU" w:bidi="ru_RU"/>
@@ -2593,74 +1975,50 @@
         <w:rPr>
           <w:lang w:val="ru_RU" w:bidi="ru_RU"/>
         </w:rPr>
-        <w:t>Павел учил, что обрезание действительно имело великое преимущество для евреев, поскольку оно было знаком того, что им "было вверено слово Божие", то есть Божье слово об обещанном спасении (</w:t>
-      </w:r>
-      <w:hyperlink r:id="rId103">
-        <w:r>
-          <w:rPr>
-            <w:lang w:val="ru_RU" w:bidi="ru_RU"/>
-          </w:rPr>
-          <w:rPr>
-            <w:color w:val="0000EE"/>
-            <w:u w:val="single"/>
-          </w:rPr>
-          <w:t>Рим. 3:1–3</w:t>
-        </w:r>
-      </w:hyperlink>
-      <w:r>
-        <w:rPr>
-          <w:lang w:val="ru_RU" w:bidi="ru_RU"/>
-        </w:rPr>
-        <w:t>). Он напомнил гордым ефесянам, что как язычники, они когда-то были "чужды заветов обетования", потому что не имели знака завета на своём теле (</w:t>
-      </w:r>
-      <w:hyperlink r:id="rId104">
-        <w:r>
-          <w:rPr>
-            <w:lang w:val="ru_RU" w:bidi="ru_RU"/>
-          </w:rPr>
-          <w:rPr>
-            <w:color w:val="0000EE"/>
-            <w:u w:val="single"/>
-          </w:rPr>
-          <w:t>Еф. 2:11–12</w:t>
-        </w:r>
-      </w:hyperlink>
+        <w:t>Павел учил, что обрезание действительно имело великое преимущество для евреев, поскольку оно было знаком того, что им «было вверено слово Божие», то есть Божье слово об обещанном спасении (</w:t>
+      </w:r>
+      <w:r>
+        <w:rPr>
+          <w:lang w:val="ru_RU" w:bidi="ru_RU"/>
+        </w:rPr>
+        <w:t>Рим.3:1–3</w:t>
+      </w:r>
+      <w:r>
+        <w:rPr>
+          <w:lang w:val="ru_RU" w:bidi="ru_RU"/>
+        </w:rPr>
+        <w:t>). Он напомнил гордым ефесянам, что как язычники, они когда-то были «чужды заветов обетования», потому что не имели знака завета на своём теле (</w:t>
+      </w:r>
+      <w:r>
+        <w:rPr>
+          <w:lang w:val="ru_RU" w:bidi="ru_RU"/>
+        </w:rPr>
+        <w:t>Еф.2:11–12</w:t>
+      </w:r>
       <w:r>
         <w:rPr>
           <w:lang w:val="ru_RU" w:bidi="ru_RU"/>
         </w:rPr>
         <w:t xml:space="preserve">; см. </w:t>
       </w:r>
-      <w:hyperlink r:id="rId105">
-        <w:r>
-          <w:rPr>
-            <w:lang w:val="ru_RU" w:bidi="ru_RU"/>
-          </w:rPr>
-          <w:rPr>
-            <w:color w:val="0000EE"/>
-            <w:u w:val="single"/>
-          </w:rPr>
-          <w:t>Кол. 2:13</w:t>
-        </w:r>
-      </w:hyperlink>
+      <w:r>
+        <w:rPr>
+          <w:lang w:val="ru_RU" w:bidi="ru_RU"/>
+        </w:rPr>
+        <w:t>Кол.2:13</w:t>
+      </w:r>
       <w:r>
         <w:rPr>
           <w:lang w:val="ru_RU" w:bidi="ru_RU"/>
         </w:rPr>
         <w:t>). Евреям также не стоило гордиться, потому что их непослушание могло привести к тому, что их обрезание стало бы подобно необрезанию (</w:t>
       </w:r>
-      <w:hyperlink r:id="rId106">
-        <w:r>
-          <w:rPr>
-            <w:lang w:val="ru_RU" w:bidi="ru_RU"/>
-          </w:rPr>
-          <w:rPr>
-            <w:color w:val="0000EE"/>
-            <w:u w:val="single"/>
-          </w:rPr>
-          <w:t>Рим. 2:25</w:t>
-        </w:r>
-      </w:hyperlink>
+      <w:r>
+        <w:rPr>
+          <w:lang w:val="ru_RU" w:bidi="ru_RU"/>
+        </w:rPr>
+        <w:t>Рим.2:25</w:t>
+      </w:r>
       <w:r>
         <w:rPr>
           <w:lang w:val="ru_RU" w:bidi="ru_RU"/>
@@ -2679,56 +2037,38 @@
         <w:rPr>
           <w:lang w:val="ru_RU" w:bidi="ru_RU"/>
         </w:rPr>
-        <w:t>Павел и другие апостолы, придерживающие закона Моисея и ветхозаветного учения пророков, говорили, что истинное обрезание - это обрезание в сердце по духу. Учение Нового Завета идет еще дальше и утверждает, что истинно верующий, даже если он физически не обрезан, рассматривается Богом как обрезанный: "Ибо не тот Иудей, кто таков по наружности, и не то обрезание, которое наружно, на плоти" (</w:t>
-      </w:r>
-      <w:hyperlink r:id="rId107">
-        <w:r>
-          <w:rPr>
-            <w:lang w:val="ru_RU" w:bidi="ru_RU"/>
-          </w:rPr>
-          <w:rPr>
-            <w:color w:val="0000EE"/>
-            <w:u w:val="single"/>
-          </w:rPr>
-          <w:t>Рим. 2:28</w:t>
-        </w:r>
-      </w:hyperlink>
+        <w:t>Павел и другие апостолы, которые придерживались закона Моисея и ветхозаветного учения пророков, говорили, что истинное обрезание — это обрезание в сердце по духу. Учение Нового Завета идёт ещё дальше и утверждает, что истинно верующий, даже если он физически не обрезан, рассматривается Богом как обрезанный: «Ибо не тот Иудей, кто таков по наружности, и не то обрезание, которое наружно, на плоти» (</w:t>
+      </w:r>
+      <w:r>
+        <w:rPr>
+          <w:lang w:val="ru_RU" w:bidi="ru_RU"/>
+        </w:rPr>
+        <w:t>Рим.2:28</w:t>
+      </w:r>
       <w:r>
         <w:rPr>
           <w:lang w:val="ru_RU" w:bidi="ru_RU"/>
         </w:rPr>
         <w:t>). И евреи, и язычники спасаются по Божьей благодати (</w:t>
       </w:r>
-      <w:hyperlink r:id="rId90">
-        <w:r>
-          <w:rPr>
-            <w:lang w:val="ru_RU" w:bidi="ru_RU"/>
-          </w:rPr>
-          <w:rPr>
-            <w:color w:val="0000EE"/>
-            <w:u w:val="single"/>
-          </w:rPr>
-          <w:t>Деян. 15:11</w:t>
-        </w:r>
-      </w:hyperlink>
+      <w:r>
+        <w:rPr>
+          <w:lang w:val="ru_RU" w:bidi="ru_RU"/>
+        </w:rPr>
+        <w:t>Деян.15:11</w:t>
+      </w:r>
       <w:r>
         <w:rPr>
           <w:lang w:val="ru_RU" w:bidi="ru_RU"/>
         </w:rPr>
         <w:t>), обрезанные и необрезанные в равной степени оправдываются Богом на основании их веры, а не благодаря закону (</w:t>
       </w:r>
-      <w:hyperlink r:id="rId108">
-        <w:r>
-          <w:rPr>
-            <w:lang w:val="ru_RU" w:bidi="ru_RU"/>
-          </w:rPr>
-          <w:rPr>
-            <w:color w:val="0000EE"/>
-            <w:u w:val="single"/>
-          </w:rPr>
-          <w:t>Рим. 3:28–30</w:t>
-        </w:r>
-      </w:hyperlink>
+      <w:r>
+        <w:rPr>
+          <w:lang w:val="ru_RU" w:bidi="ru_RU"/>
+        </w:rPr>
+        <w:t>Рим.3:28–30</w:t>
+      </w:r>
       <w:r>
         <w:rPr>
           <w:lang w:val="ru_RU" w:bidi="ru_RU"/>
@@ -2749,77 +2089,64 @@
         </w:rPr>
         <w:t>Авраам был примером человека, чья вера была вменена ему в праведность (</w:t>
       </w:r>
-      <w:hyperlink r:id="rId109">
-        <w:r>
-          <w:rPr>
-            <w:lang w:val="ru_RU" w:bidi="ru_RU"/>
-          </w:rPr>
-          <w:rPr>
-            <w:color w:val="0000EE"/>
-            <w:u w:val="single"/>
-          </w:rPr>
-          <w:t>Рим. 4:3</w:t>
-        </w:r>
-      </w:hyperlink>
+      <w:r>
+        <w:rPr>
+          <w:lang w:val="ru_RU" w:bidi="ru_RU"/>
+        </w:rPr>
+        <w:t>Рим.4:3</w:t>
+      </w:r>
       <w:r>
         <w:rPr>
           <w:lang w:val="ru_RU" w:bidi="ru_RU"/>
         </w:rPr>
         <w:t xml:space="preserve">; см. </w:t>
       </w:r>
-      <w:hyperlink r:id="rId110">
-        <w:r>
-          <w:rPr>
-            <w:lang w:val="ru_RU" w:bidi="ru_RU"/>
-          </w:rPr>
-          <w:rPr>
-            <w:color w:val="0000EE"/>
-            <w:u w:val="single"/>
-          </w:rPr>
-          <w:t>Быт. 15:6</w:t>
-        </w:r>
-      </w:hyperlink>
+      <w:r>
+        <w:rPr>
+          <w:lang w:val="ru_RU" w:bidi="ru_RU"/>
+        </w:rPr>
+        <w:t>Быт.15:6</w:t>
+      </w:r>
       <w:r>
         <w:rPr>
           <w:lang w:val="ru_RU" w:bidi="ru_RU"/>
         </w:rPr>
         <w:t>). Павел говорил, что и язычники, и иудеи оправдываются верой, потому что Авраам был назван праведным ещё до того, как был обрезан. Авраам не совершил обрезание, чтобы приобрести праведность, но его обрезание было печатью праведности по вере Богу, когда он ещё не был обрезан. Благодаря этому, Авраам стал отцом всех верующих, которые не были обрезаны, а также отцом тех, кто был обрезан, но последовал вере Авраама (</w:t>
       </w:r>
-      <w:hyperlink r:id="rId111">
-        <w:r>
-          <w:rPr>
-            <w:lang w:val="ru_RU" w:bidi="ru_RU"/>
-          </w:rPr>
-          <w:rPr>
-            <w:color w:val="0000EE"/>
-            <w:u w:val="single"/>
-          </w:rPr>
-          <w:t>Рим. 4:9–12</w:t>
-        </w:r>
-      </w:hyperlink>
+      <w:r>
+        <w:rPr>
+          <w:lang w:val="ru_RU" w:bidi="ru_RU"/>
+        </w:rPr>
+        <w:t>Рим.4:9–12</w:t>
+      </w:r>
       <w:r>
         <w:rPr>
           <w:lang w:val="ru_RU" w:bidi="ru_RU"/>
         </w:rPr>
         <w:t xml:space="preserve">; см. </w:t>
       </w:r>
-      <w:hyperlink r:id="rId112">
-        <w:r>
-          <w:rPr>
-            <w:lang w:val="ru_RU" w:bidi="ru_RU"/>
-          </w:rPr>
-          <w:rPr>
-            <w:color w:val="0000EE"/>
-            <w:u w:val="single"/>
-          </w:rPr>
-          <w:t>Гал. 3:6–9</w:t>
-        </w:r>
-      </w:hyperlink>
+      <w:r>
+        <w:rPr>
+          <w:lang w:val="ru_RU" w:bidi="ru_RU"/>
+        </w:rPr>
+        <w:t>Гал.3:6–9</w:t>
+      </w:r>
       <w:r>
         <w:rPr>
           <w:lang w:val="ru_RU" w:bidi="ru_RU"/>
         </w:rPr>
         <w:t>).</w:t>
+      </w:r>
+    </w:p>
+    <w:p>
+      <w:pPr>
+        <w:pStyle w:val="Heading3"/>
+      </w:pPr>
+      <w:r>
+        <w:rPr>
+          <w:lang w:val="ru_RU" w:bidi="ru_RU"/>
+        </w:rPr>
+        <w:t>Духовное значение обрезания</w:t>
       </w:r>
     </w:p>
     <w:p>
@@ -2831,10 +2158,298 @@
       </w:r>
       <w:r>
         <w:rPr>
+          <w:lang w:val="ru_RU" w:bidi="ru_RU"/>
+        </w:rPr>
+        <w:t>Сначала Бог дал лишь краткое объяснение значения обрезания. В книге Бытие (</w:t>
+      </w:r>
+      <w:r>
+        <w:rPr>
+          <w:lang w:val="ru_RU" w:bidi="ru_RU"/>
+        </w:rPr>
+        <w:t>17:9–27</w:t>
+      </w:r>
+      <w:r>
+        <w:rPr>
+          <w:lang w:val="ru_RU" w:bidi="ru_RU"/>
+        </w:rPr>
+        <w:t>) оно выступает прежде всего как знак завета. Позднее библейские авторы использовали этот ритуал как метафору, символизирующую другие виды нечистоты или слабости. Они понимали его как указание на очищение, необходимое грешным людям для жизни в единении со святым Богом.</w:t>
+      </w:r>
+    </w:p>
+    <w:p>
+      <w:pPr/>
+      <w:r>
+        <w:rPr>
+          <w:lang w:val="ru_RU" w:bidi="ru_RU"/>
+        </w:rPr>
+      </w:r>
+      <w:r>
+        <w:rPr>
+          <w:lang w:val="ru_RU" w:bidi="ru_RU"/>
+        </w:rPr>
+        <w:t>Моисей говорил о себе, что он «</w:t>
+      </w:r>
+      <w:r>
+        <w:rPr>
+          <w:lang w:val="ru_RU" w:bidi="ru_RU"/>
+        </w:rPr>
+        <w:t>не словесен</w:t>
+      </w:r>
+      <w:r>
+        <w:rPr>
+          <w:lang w:val="ru_RU" w:bidi="ru_RU"/>
+        </w:rPr>
+        <w:t>» (</w:t>
+      </w:r>
+      <w:r>
+        <w:rPr>
+          <w:lang w:val="ru_RU" w:bidi="ru_RU"/>
+        </w:rPr>
+        <w:t>Исх.6:12</w:t>
+      </w:r>
+      <w:r>
+        <w:rPr>
+          <w:lang w:val="ru_RU" w:bidi="ru_RU"/>
+        </w:rPr>
+        <w:t xml:space="preserve">, </w:t>
+      </w:r>
+      <w:r>
+        <w:rPr>
+          <w:lang w:val="ru_RU" w:bidi="ru_RU"/>
+        </w:rPr>
+        <w:t>30</w:t>
+      </w:r>
+      <w:r>
+        <w:rPr>
+          <w:lang w:val="ru_RU" w:bidi="ru_RU"/>
+        </w:rPr>
+        <w:t>; см. примечание на полях). Еврейское выражение, переведённое таким образом, буквально означает «необрезанные губы». Когда Израиль вошёл в Землю обетованную, народ должен был считать плоды своих деревьев «необрезанными» в течение первых трёх лет. На четвёртый год все плоды надлежало посвятить Господу как святыню, а с пятого года люди могли их есть (</w:t>
+      </w:r>
+      <w:r>
+        <w:rPr>
+          <w:lang w:val="ru_RU" w:bidi="ru_RU"/>
+        </w:rPr>
+        <w:t>Лев.19:23–25</w:t>
+      </w:r>
+      <w:r>
+        <w:rPr>
+          <w:lang w:val="ru_RU" w:bidi="ru_RU"/>
+        </w:rPr>
+        <w:t>).</w:t>
+      </w:r>
+    </w:p>
+    <w:p>
+      <w:pPr/>
+      <w:r>
+        <w:rPr>
+          <w:lang w:val="ru_RU" w:bidi="ru_RU"/>
+        </w:rPr>
+      </w:r>
+      <w:r>
+        <w:rPr>
+          <w:lang w:val="ru_RU" w:bidi="ru_RU"/>
+        </w:rPr>
+        <w:t>К концу периода странствования Израиля по пустыне обрезание приобрело не только физический, но и нравственный смысл. Моисей велел народу обрезать свои сердца (</w:t>
+      </w:r>
+      <w:r>
+        <w:rPr>
+          <w:lang w:val="ru_RU" w:bidi="ru_RU"/>
+        </w:rPr>
+        <w:t>Втор.10:16</w:t>
+      </w:r>
+      <w:r>
+        <w:rPr>
+          <w:lang w:val="ru_RU" w:bidi="ru_RU"/>
+        </w:rPr>
+        <w:t>). Другими словами, им следовало избавиться от греха и упрямства, мешавших им повиноваться Богу. Позднее это повеление превратилось в обетование: «и обрежет Господь, Бог твой, сердце твоё и сердце потомства твоего, чтобы ты любил Господа, Бога твоего, от всего сердца твоего и от всей души твоей, дабы жить тебе» (</w:t>
+      </w:r>
+      <w:r>
+        <w:rPr>
+          <w:lang w:val="ru_RU" w:bidi="ru_RU"/>
+        </w:rPr>
+        <w:t>30:6</w:t>
+      </w:r>
+      <w:r>
+        <w:rPr>
+          <w:lang w:val="ru_RU" w:bidi="ru_RU"/>
+        </w:rPr>
+        <w:t>).</w:t>
+      </w:r>
+    </w:p>
+    <w:p>
+      <w:pPr/>
+      <w:r>
+        <w:rPr>
+          <w:lang w:val="ru_RU" w:bidi="ru_RU"/>
+        </w:rPr>
+      </w:r>
+      <w:r>
+        <w:rPr>
+          <w:lang w:val="ru_RU" w:bidi="ru_RU"/>
+        </w:rPr>
+        <w:t>Из-за греха физическое обрезание избранного Богом народа утратило всякое значение в Его глазах. Бог сказал, что если их необрезанные сердца смирятся в изгнании и они искупят свой грех, Он вспомнит Свой завет (</w:t>
+      </w:r>
+      <w:r>
+        <w:rPr>
+          <w:lang w:val="ru_RU" w:bidi="ru_RU"/>
+        </w:rPr>
+        <w:t>Лев.26:41</w:t>
+      </w:r>
+      <w:r>
+        <w:rPr>
+          <w:lang w:val="ru_RU" w:bidi="ru_RU"/>
+        </w:rPr>
+        <w:t>). Пророки развили это учение дальше.</w:t>
+      </w:r>
+    </w:p>
+    <w:p>
+      <w:pPr/>
+      <w:r>
+        <w:rPr>
+          <w:lang w:val="ru_RU" w:bidi="ru_RU"/>
+        </w:rPr>
+      </w:r>
+      <w:r>
+        <w:rPr>
+          <w:lang w:val="ru_RU" w:bidi="ru_RU"/>
+        </w:rPr>
+        <w:t>Иеремия призывал народ Иудеи обрезать крайнюю плоть своих сердец. Это означало, что им нужно отвернуться от своих злых путей, чтобы избежать Божьего суда (</w:t>
+      </w:r>
+      <w:r>
+        <w:rPr>
+          <w:lang w:val="ru_RU" w:bidi="ru_RU"/>
+        </w:rPr>
+        <w:t>Иер.4:4</w:t>
+      </w:r>
+      <w:r>
+        <w:rPr>
+          <w:lang w:val="ru_RU" w:bidi="ru_RU"/>
+        </w:rPr>
+        <w:t>). Он также предупреждал, что «</w:t>
+      </w:r>
+      <w:r>
+        <w:rPr>
+          <w:lang w:val="ru_RU" w:bidi="ru_RU"/>
+        </w:rPr>
+        <w:t>ухо у них необрезанное</w:t>
+      </w:r>
+      <w:r>
+        <w:rPr>
+          <w:lang w:val="ru_RU" w:bidi="ru_RU"/>
+        </w:rPr>
+        <w:t>» (</w:t>
+      </w:r>
+      <w:r>
+        <w:rPr>
+          <w:lang w:val="ru_RU" w:bidi="ru_RU"/>
+        </w:rPr>
+        <w:t>Иер.6:10</w:t>
+      </w:r>
+      <w:r>
+        <w:rPr>
+          <w:lang w:val="ru_RU" w:bidi="ru_RU"/>
+        </w:rPr>
+        <w:t>; см. примечание на полях). Еврейское выражение, переведённое таким образом, буквально означает «необрезанные уши». Иными словами, народ просто не желал слушать слово Господне.</w:t>
+      </w:r>
+    </w:p>
+    <w:p>
+      <w:pPr/>
+      <w:r>
+        <w:rPr>
+          <w:lang w:val="ru_RU" w:bidi="ru_RU"/>
+        </w:rPr>
+      </w:r>
+      <w:r>
+        <w:rPr>
+          <w:lang w:val="ru_RU" w:bidi="ru_RU"/>
+        </w:rPr>
+        <w:t>Бог также возвестил, что суд постигнет Египет, Иудею, Едом, Аммон и Моав. Он сказал: «</w:t>
+      </w:r>
+      <w:r>
+        <w:rPr>
+          <w:lang w:val="ru_RU" w:bidi="ru_RU"/>
+        </w:rPr>
+        <w:t>Я посещу всех обрезанных и необрезанных</w:t>
+      </w:r>
+      <w:r>
+        <w:rPr>
+          <w:lang w:val="ru_RU" w:bidi="ru_RU"/>
+        </w:rPr>
+        <w:t xml:space="preserve">… </w:t>
+      </w:r>
+      <w:r>
+        <w:rPr>
+          <w:lang w:val="ru_RU" w:bidi="ru_RU"/>
+        </w:rPr>
+        <w:t>ибо все эти народы не обрезаны, а весь дом Израилев с необрезанным сердцем</w:t>
+      </w:r>
+      <w:r>
+        <w:rPr>
+          <w:lang w:val="ru_RU" w:bidi="ru_RU"/>
+        </w:rPr>
+        <w:t>» (</w:t>
+      </w:r>
+      <w:r>
+        <w:rPr>
+          <w:lang w:val="ru_RU" w:bidi="ru_RU"/>
+        </w:rPr>
+        <w:t>Иер.9:25–26</w:t>
+      </w:r>
+      <w:r>
+        <w:rPr>
+          <w:lang w:val="ru_RU" w:bidi="ru_RU"/>
+        </w:rPr>
+        <w:t>). Через Иезекииля Господь сказал, что чужеземцы, необрезанные ни сердцем, ни плотью, осквернили Храм (</w:t>
+      </w:r>
+      <w:r>
+        <w:rPr>
+          <w:lang w:val="ru_RU" w:bidi="ru_RU"/>
+        </w:rPr>
+        <w:t>Иез.44:7</w:t>
+      </w:r>
+      <w:r>
+        <w:rPr>
+          <w:lang w:val="ru_RU" w:bidi="ru_RU"/>
+        </w:rPr>
+        <w:t>,</w:t>
+      </w:r>
+      <w:r>
+        <w:rPr>
+          <w:lang w:val="ru_RU" w:bidi="ru_RU"/>
+        </w:rPr>
+        <w:t>9</w:t>
+      </w:r>
+      <w:r>
+        <w:rPr>
+          <w:lang w:val="ru_RU" w:bidi="ru_RU"/>
+        </w:rPr>
+        <w:t>). Исаия предвидел будущее Иерусалима, в который больше не войдут «необрезанные и нечистые» люди (</w:t>
+      </w:r>
+      <w:r>
+        <w:rPr>
+          <w:lang w:val="ru_RU" w:bidi="ru_RU"/>
+        </w:rPr>
+        <w:t>Ис.52:1</w:t>
+      </w:r>
+      <w:r>
+        <w:rPr>
+          <w:lang w:val="ru_RU" w:bidi="ru_RU"/>
+        </w:rPr>
+        <w:t>).</w:t>
+      </w:r>
+    </w:p>
+    <w:p>
+      <w:pPr/>
+      <w:r>
+        <w:rPr>
+          <w:lang w:val="ru_RU" w:bidi="ru_RU"/>
+        </w:rPr>
+      </w:r>
+      <w:r>
+        <w:rPr>
           <w:i/>
           <w:lang w:val="ru_RU" w:bidi="ru_RU"/>
         </w:rPr>
-        <w:t>См. также</w:t>
+        <w:t>См. также:</w:t>
       </w:r>
       <w:r>
         <w:rPr>
